--- a/writing/main_manuscript.docx
+++ b/writing/main_manuscript.docx
@@ -522,6 +522,9 @@
         </w:sectPr>
       </w:pPr>
       <w:r>
+        <w:rPr>
+          <w:highlight w:val="yellow"/>
+        </w:rPr>
         <w:t>xxx</w:t>
       </w:r>
     </w:p>
@@ -558,1089 +561,397 @@
     <w:p>
       <w:pPr>
         <w:pStyle w:val="RSCB02ArticleText"/>
-      </w:pPr>
-      <w:r>
-        <w:rPr>
-          <w:highlight w:val="yellow"/>
-        </w:rPr>
-        <w:t>xxx</w:t>
+        <w:spacing w:after="240"/>
+      </w:pPr>
+      <w:r>
+        <w:t xml:space="preserve">An overview of the methodological framework applied in this study is provided in </w:t>
+      </w:r>
+      <w:r>
+        <w:rPr>
+          <w:b/>
+        </w:rPr>
+        <w:t>Fig. 1</w:t>
+      </w:r>
+      <w:r>
+        <w:t>. This work integrates process modelling, techno</w:t>
+      </w:r>
+      <w:r>
+        <w:noBreakHyphen/>
+        <w:t>economic analysis, life cycle assessment (LCA), and safety evaluation to systematically compare conventional and emerging routes for N</w:t>
+      </w:r>
+      <w:r>
+        <w:rPr>
+          <w:vertAlign w:val="subscript"/>
+        </w:rPr>
+        <w:t>2</w:t>
+      </w:r>
+      <w:r>
+        <w:t>O, H</w:t>
+      </w:r>
+      <w:r>
+        <w:rPr>
+          <w:vertAlign w:val="subscript"/>
+        </w:rPr>
+        <w:t>2</w:t>
+      </w:r>
+      <w:r>
+        <w:t>O</w:t>
+      </w:r>
+      <w:r>
+        <w:rPr>
+          <w:vertAlign w:val="subscript"/>
+        </w:rPr>
+        <w:t>2</w:t>
+      </w:r>
+      <w:r>
+        <w:t>, and phenol production. These process</w:t>
+      </w:r>
+      <w:r>
+        <w:noBreakHyphen/>
+        <w:t>based metrics are used to evaluate key performance indicators, including mass and energy balances, production costs, environmental impacts, and safety metrics. By combining simulation</w:t>
+      </w:r>
+      <w:r>
+        <w:noBreakHyphen/>
+        <w:t>derived data with literature</w:t>
+      </w:r>
+      <w:r>
+        <w:noBreakHyphen/>
+        <w:t>based parameters, th</w:t>
+      </w:r>
+      <w:r>
+        <w:t>e</w:t>
+      </w:r>
+      <w:r>
+        <w:t xml:space="preserve"> study provides a comprehensive understanding of the potential benefits associated with each route. The following sections describe the methodology in more detail. For more information on the methodology employed in this work, please refer to the ESI.</w:t>
       </w:r>
     </w:p>
     <w:p>
       <w:pPr>
-        <w:pStyle w:val="RSCB04AHeadingSection"/>
-      </w:pPr>
-      <w:r>
-        <w:t>Results and discussion</w:t>
+        <w:pStyle w:val="RSCB08CHeadingIn-line"/>
+      </w:pPr>
+      <w:r>
+        <w:t>Process modelling</w:t>
       </w:r>
     </w:p>
     <w:p>
       <w:pPr>
-        <w:pStyle w:val="RSCB08CHeadingIn-line"/>
-      </w:pPr>
-      <w:r>
-        <w:t>Economic and environmental performance of N</w:t>
-      </w:r>
-      <w:r>
-        <w:rPr>
-          <w:vertAlign w:val="subscript"/>
-        </w:rPr>
-        <w:t>2</w:t>
-      </w:r>
-      <w:r>
-        <w:t>O production pathways from fossil and green NH</w:t>
+        <w:pStyle w:val="RSCB02ArticleText"/>
+        <w:spacing w:after="240"/>
+      </w:pPr>
+      <w:r>
+        <w:t xml:space="preserve">The process </w:t>
+      </w:r>
+      <w:r>
+        <w:t>simulations</w:t>
+      </w:r>
+      <w:r>
+        <w:t xml:space="preserve"> for N</w:t>
+      </w:r>
+      <w:r>
+        <w:rPr>
+          <w:vertAlign w:val="subscript"/>
+        </w:rPr>
+        <w:t>2</w:t>
+      </w:r>
+      <w:r>
+        <w:t>O, H</w:t>
+      </w:r>
+      <w:r>
+        <w:rPr>
+          <w:vertAlign w:val="subscript"/>
+        </w:rPr>
+        <w:t>2</w:t>
+      </w:r>
+      <w:r>
+        <w:t>O</w:t>
+      </w:r>
+      <w:r>
+        <w:rPr>
+          <w:vertAlign w:val="subscript"/>
+        </w:rPr>
+        <w:t>2</w:t>
+      </w:r>
+      <w:r>
+        <w:t xml:space="preserve">, and phenol production were developed using Aspen Plus v12.1, </w:t>
+      </w:r>
+      <w:r>
+        <w:t>employing</w:t>
+      </w:r>
+      <w:r>
+        <w:t xml:space="preserve"> standard process models to simulate each route</w:t>
+      </w:r>
+      <w:r>
+        <w:t xml:space="preserve"> (refer to </w:t>
+      </w:r>
+      <w:r>
+        <w:rPr>
+          <w:b/>
+        </w:rPr>
+        <w:t>Figs. S1–S5</w:t>
+      </w:r>
+      <w:r>
+        <w:t xml:space="preserve"> of the ESI for the process flow diagrams)</w:t>
+      </w:r>
+      <w:r>
+        <w:t>. The mass and energy flows, as well as process unit sizes</w:t>
+      </w:r>
+      <w:r>
+        <w:t>,</w:t>
+      </w:r>
+      <w:r>
+        <w:t xml:space="preserve"> which were later used for the economic, environmental</w:t>
+      </w:r>
+      <w:r>
+        <w:t>,</w:t>
+      </w:r>
+      <w:r>
+        <w:t xml:space="preserve"> and safety assessments</w:t>
+      </w:r>
+      <w:r>
+        <w:t>,</w:t>
+      </w:r>
+      <w:r>
+        <w:t xml:space="preserve"> were extracted from these simulations. For N</w:t>
+      </w:r>
+      <w:r>
+        <w:rPr>
+          <w:vertAlign w:val="subscript"/>
+        </w:rPr>
+        <w:t>2</w:t>
+      </w:r>
+      <w:r>
+        <w:t xml:space="preserve">O, two routes were </w:t>
+      </w:r>
+      <w:r>
+        <w:t>analysed: the one</w:t>
+      </w:r>
+      <w:r>
+        <w:noBreakHyphen/>
+        <w:t>step direct NH</w:t>
       </w:r>
       <w:r>
         <w:rPr>
           <w:vertAlign w:val="subscript"/>
         </w:rPr>
         <w:t>3</w:t>
+      </w:r>
+      <w:r>
+        <w:t xml:space="preserve"> oxidation and the five</w:t>
+      </w:r>
+      <w:r>
+        <w:noBreakHyphen/>
+        <w:t>step NH</w:t>
+      </w:r>
+      <w:r>
+        <w:rPr>
+          <w:vertAlign w:val="subscript"/>
+        </w:rPr>
+        <w:t>4</w:t>
+      </w:r>
+      <w:r>
+        <w:t>NO</w:t>
+      </w:r>
+      <w:r>
+        <w:rPr>
+          <w:vertAlign w:val="subscript"/>
+        </w:rPr>
+        <w:t>3</w:t>
+      </w:r>
+      <w:r>
+        <w:t xml:space="preserve"> decomposition pathway. H</w:t>
+      </w:r>
+      <w:r>
+        <w:rPr>
+          <w:vertAlign w:val="subscript"/>
+        </w:rPr>
+        <w:t>2</w:t>
+      </w:r>
+      <w:r>
+        <w:t>O</w:t>
+      </w:r>
+      <w:r>
+        <w:rPr>
+          <w:vertAlign w:val="subscript"/>
+        </w:rPr>
+        <w:t>2</w:t>
+      </w:r>
+      <w:r>
+        <w:t xml:space="preserve"> production was modelled </w:t>
+      </w:r>
+      <w:r>
+        <w:rPr>
+          <w:i/>
+        </w:rPr>
+        <w:t>via</w:t>
+      </w:r>
+      <w:r>
+        <w:t xml:space="preserve"> the anthraquinone autoxidation (AO) process, using 2</w:t>
+      </w:r>
+      <w:r>
+        <w:noBreakHyphen/>
+        <w:t>ethyl anthraquinone as the working solution. Phenol production was analysed through the conventional cumene oxidation route and compared with emerging routes involving direct oxidation of benzene using N</w:t>
+      </w:r>
+      <w:r>
+        <w:rPr>
+          <w:vertAlign w:val="subscript"/>
+        </w:rPr>
+        <w:t>2</w:t>
+      </w:r>
+      <w:r>
+        <w:t>O or H</w:t>
+      </w:r>
+      <w:r>
+        <w:rPr>
+          <w:vertAlign w:val="subscript"/>
+        </w:rPr>
+        <w:t>2</w:t>
+      </w:r>
+      <w:r>
+        <w:t>O</w:t>
+      </w:r>
+      <w:r>
+        <w:rPr>
+          <w:vertAlign w:val="subscript"/>
+        </w:rPr>
+        <w:t>2</w:t>
+      </w:r>
+      <w:r>
+        <w:t xml:space="preserve">. Mass and energy balances for all processes are summarized in </w:t>
+      </w:r>
+      <w:r>
+        <w:rPr>
+          <w:b/>
+        </w:rPr>
+        <w:t>Tables S1–S3</w:t>
+      </w:r>
+      <w:r>
+        <w:t xml:space="preserve"> of the ESI.</w:t>
+      </w:r>
+      <w:r>
+        <w:t xml:space="preserve"> </w:t>
+      </w:r>
+      <w:r>
+        <w:t xml:space="preserve">Further details on the process modelling approach are provided in </w:t>
+      </w:r>
+      <w:r>
+        <w:rPr>
+          <w:b/>
+        </w:rPr>
+        <w:t>Section 1</w:t>
+      </w:r>
+      <w:r>
+        <w:t xml:space="preserve"> of the ESI.</w:t>
       </w:r>
     </w:p>
     <w:p>
       <w:pPr>
-        <w:pStyle w:val="RSCB02ArticleText"/>
-      </w:pPr>
-      <w:r>
-        <w:t>This section evaluates the economic performance and climate change impacts of two N</w:t>
-      </w:r>
-      <w:r>
-        <w:rPr>
-          <w:vertAlign w:val="subscript"/>
-        </w:rPr>
-        <w:t>2</w:t>
-      </w:r>
-      <w:r>
-        <w:t>O production technologies: direct one</w:t>
+        <w:pStyle w:val="RSCB08CHeadingIn-line"/>
+      </w:pPr>
+      <w:r>
+        <w:t>Techno</w:t>
       </w:r>
       <w:r>
         <w:noBreakHyphen/>
-        <w:t>step oxidation of NH</w:t>
-      </w:r>
-      <w:r>
-        <w:rPr>
-          <w:vertAlign w:val="subscript"/>
-        </w:rPr>
-        <w:t>3</w:t>
-      </w:r>
-      <w:r>
-        <w:t xml:space="preserve"> and conventional five</w:t>
-      </w:r>
-      <w:r>
-        <w:noBreakHyphen/>
-        <w:t>step thermal decomposition of NH</w:t>
-      </w:r>
-      <w:r>
-        <w:rPr>
-          <w:vertAlign w:val="subscript"/>
-        </w:rPr>
-        <w:t>4</w:t>
-      </w:r>
-      <w:r>
-        <w:t>NO</w:t>
-      </w:r>
-      <w:r>
-        <w:rPr>
-          <w:vertAlign w:val="subscript"/>
-        </w:rPr>
-        <w:t>3</w:t>
-      </w:r>
-      <w:r>
-        <w:t xml:space="preserve">, using both fossil (from natural gas reforming) and green </w:t>
-      </w:r>
-      <w:r>
-        <w:t>(utilizing electrolytic H</w:t>
-      </w:r>
-      <w:r>
-        <w:rPr>
-          <w:vertAlign w:val="subscript"/>
-        </w:rPr>
-        <w:t>2</w:t>
-      </w:r>
-      <w:r>
-        <w:t>) NH</w:t>
-      </w:r>
-      <w:r>
-        <w:rPr>
-          <w:vertAlign w:val="subscript"/>
-        </w:rPr>
-        <w:t>3</w:t>
-      </w:r>
-      <w:r>
-        <w:t xml:space="preserve"> as inputs.</w:t>
+        <w:t>economic analysis</w:t>
       </w:r>
     </w:p>
     <w:p>
       <w:pPr>
         <w:pStyle w:val="RSCB02ArticleText"/>
-        <w:ind w:firstLine="284"/>
-        <w:rPr>
-          <w:rStyle w:val="06CHeading"/>
-          <w:rFonts w:asciiTheme="minorHAnsi" w:hAnsiTheme="minorHAnsi"/>
-          <w:b w:val="0"/>
-          <w:smallCaps w:val="0"/>
-        </w:rPr>
-      </w:pPr>
-      <w:r>
-        <w:rPr>
-          <w:rStyle w:val="06CHeading"/>
-          <w:rFonts w:asciiTheme="minorHAnsi" w:hAnsiTheme="minorHAnsi"/>
-          <w:b w:val="0"/>
-          <w:smallCaps w:val="0"/>
-        </w:rPr>
-        <w:t xml:space="preserve">As shown in </w:t>
-      </w:r>
-      <w:r>
-        <w:rPr>
-          <w:rStyle w:val="06CHeading"/>
-          <w:rFonts w:asciiTheme="minorHAnsi" w:hAnsiTheme="minorHAnsi"/>
-          <w:smallCaps w:val="0"/>
-        </w:rPr>
-        <w:t>Fig. 2a</w:t>
-      </w:r>
-      <w:r>
-        <w:rPr>
-          <w:rStyle w:val="06CHeading"/>
-          <w:rFonts w:asciiTheme="minorHAnsi" w:hAnsiTheme="minorHAnsi"/>
-          <w:b w:val="0"/>
-          <w:smallCaps w:val="0"/>
-        </w:rPr>
-        <w:t>, the one</w:t>
-      </w:r>
-      <w:r>
-        <w:rPr>
-          <w:rStyle w:val="06CHeading"/>
-          <w:rFonts w:asciiTheme="minorHAnsi" w:hAnsiTheme="minorHAnsi"/>
-          <w:b w:val="0"/>
-          <w:smallCaps w:val="0"/>
-        </w:rPr>
+        <w:spacing w:after="240"/>
+      </w:pPr>
+      <w:r>
+        <w:t>The techno</w:t>
+      </w:r>
+      <w:r>
         <w:noBreakHyphen/>
-        <w:t>step NH</w:t>
-      </w:r>
-      <w:r>
-        <w:rPr>
-          <w:rStyle w:val="06CHeading"/>
-          <w:rFonts w:asciiTheme="minorHAnsi" w:hAnsiTheme="minorHAnsi"/>
-          <w:b w:val="0"/>
-          <w:smallCaps w:val="0"/>
-          <w:vertAlign w:val="subscript"/>
-        </w:rPr>
-        <w:t>3</w:t>
-      </w:r>
-      <w:r>
-        <w:rPr>
-          <w:rStyle w:val="06CHeading"/>
-          <w:rFonts w:asciiTheme="minorHAnsi" w:hAnsiTheme="minorHAnsi"/>
-          <w:b w:val="0"/>
-          <w:smallCaps w:val="0"/>
-        </w:rPr>
-        <w:t xml:space="preserve"> oxidation route consistently demonstrates lower production costs compared to the five</w:t>
-      </w:r>
-      <w:r>
-        <w:rPr>
-          <w:rStyle w:val="06CHeading"/>
-          <w:rFonts w:asciiTheme="minorHAnsi" w:hAnsiTheme="minorHAnsi"/>
-          <w:b w:val="0"/>
-          <w:smallCaps w:val="0"/>
-        </w:rPr>
+        <w:t>economic assessment was based on simulation outputs, which provided essential mass and energy flow data and equipment sizing for each production technology. Operational expenditures (OPEX) and capital expenditures (CAPEX) were estimated</w:t>
+      </w:r>
+      <w:r>
+        <w:t xml:space="preserve"> to estimate the production cost </w:t>
+      </w:r>
+      <w:r>
+        <w:t>associated</w:t>
+      </w:r>
+      <w:r>
+        <w:t xml:space="preserve"> </w:t>
+      </w:r>
+      <w:r>
+        <w:t>with</w:t>
+      </w:r>
+      <w:r>
+        <w:t xml:space="preserve"> each production pathway</w:t>
+      </w:r>
+      <w:r>
+        <w:t xml:space="preserve">. The 2022 base case used feedstock and utility prices shown in </w:t>
+      </w:r>
+      <w:r>
+        <w:rPr>
+          <w:b/>
+        </w:rPr>
+        <w:t>Table S4</w:t>
+      </w:r>
+      <w:r>
+        <w:t xml:space="preserve"> of the ESI</w:t>
+      </w:r>
+      <w:r>
+        <w:t xml:space="preserve">. For future projections to 2050, a prospective analysis was conducted, acknowledging uncertainties. </w:t>
+      </w:r>
+      <w:r>
+        <w:rPr>
+          <w:b/>
+        </w:rPr>
+        <w:t>Table S5</w:t>
+      </w:r>
+      <w:r>
+        <w:t xml:space="preserve"> </w:t>
+      </w:r>
+      <w:r>
+        <w:t xml:space="preserve">of the ESI </w:t>
+      </w:r>
+      <w:r>
+        <w:t xml:space="preserve">details the adjusted feedstock and utility prices used for 2050. </w:t>
+      </w:r>
+      <w:r>
+        <w:t>A full description of the techno</w:t>
+      </w:r>
+      <w:r>
         <w:noBreakHyphen/>
-        <w:t>step thermal decomposition pathway. The total cost of N</w:t>
-      </w:r>
-      <w:r>
-        <w:rPr>
-          <w:rStyle w:val="06CHeading"/>
-          <w:rFonts w:asciiTheme="minorHAnsi" w:hAnsiTheme="minorHAnsi"/>
-          <w:b w:val="0"/>
-          <w:smallCaps w:val="0"/>
-          <w:vertAlign w:val="subscript"/>
-        </w:rPr>
-        <w:t>2</w:t>
-      </w:r>
-      <w:r>
-        <w:rPr>
-          <w:rStyle w:val="06CHeading"/>
-          <w:rFonts w:asciiTheme="minorHAnsi" w:hAnsiTheme="minorHAnsi"/>
-          <w:b w:val="0"/>
-          <w:smallCaps w:val="0"/>
-        </w:rPr>
-        <w:t>O is 0.6 USD kg</w:t>
-      </w:r>
-      <w:r>
-        <w:rPr>
-          <w:rStyle w:val="06CHeading"/>
-          <w:rFonts w:asciiTheme="minorHAnsi" w:hAnsiTheme="minorHAnsi"/>
-          <w:b w:val="0"/>
-          <w:smallCaps w:val="0"/>
-          <w:vertAlign w:val="superscript"/>
-        </w:rPr>
-        <w:t>–1</w:t>
-      </w:r>
-      <w:r>
-        <w:rPr>
-          <w:rStyle w:val="06CHeading"/>
-          <w:rFonts w:asciiTheme="minorHAnsi" w:hAnsiTheme="minorHAnsi"/>
-          <w:b w:val="0"/>
-          <w:smallCaps w:val="0"/>
-        </w:rPr>
-        <w:t xml:space="preserve"> for the one</w:t>
-      </w:r>
-      <w:r>
-        <w:rPr>
-          <w:rStyle w:val="06CHeading"/>
-          <w:rFonts w:asciiTheme="minorHAnsi" w:hAnsiTheme="minorHAnsi"/>
-          <w:b w:val="0"/>
-          <w:smallCaps w:val="0"/>
-        </w:rPr>
-        <w:noBreakHyphen/>
-        <w:t>step fossil scenario and 1.2 USD kg</w:t>
-      </w:r>
-      <w:r>
-        <w:rPr>
-          <w:rStyle w:val="06CHeading"/>
-          <w:rFonts w:asciiTheme="minorHAnsi" w:hAnsiTheme="minorHAnsi"/>
-          <w:b w:val="0"/>
-          <w:smallCaps w:val="0"/>
-          <w:vertAlign w:val="superscript"/>
-        </w:rPr>
-        <w:t>–1</w:t>
-      </w:r>
-      <w:r>
-        <w:rPr>
-          <w:rStyle w:val="06CHeading"/>
-          <w:rFonts w:asciiTheme="minorHAnsi" w:hAnsiTheme="minorHAnsi"/>
-          <w:b w:val="0"/>
-          <w:smallCaps w:val="0"/>
-        </w:rPr>
-        <w:t xml:space="preserve"> for the green scenario, compared to 0.9 USD kg</w:t>
-      </w:r>
-      <w:r>
-        <w:rPr>
-          <w:rStyle w:val="06CHeading"/>
-          <w:rFonts w:asciiTheme="minorHAnsi" w:hAnsiTheme="minorHAnsi"/>
-          <w:b w:val="0"/>
-          <w:smallCaps w:val="0"/>
-          <w:vertAlign w:val="superscript"/>
-        </w:rPr>
-        <w:t>–1</w:t>
-      </w:r>
-      <w:r>
-        <w:rPr>
-          <w:rStyle w:val="06CHeading"/>
-          <w:rFonts w:asciiTheme="minorHAnsi" w:hAnsiTheme="minorHAnsi"/>
-          <w:b w:val="0"/>
-          <w:smallCaps w:val="0"/>
-        </w:rPr>
-        <w:t xml:space="preserve"> and 1.4 USD kg</w:t>
-      </w:r>
-      <w:r>
-        <w:rPr>
-          <w:rStyle w:val="06CHeading"/>
-          <w:rFonts w:asciiTheme="minorHAnsi" w:hAnsiTheme="minorHAnsi"/>
-          <w:b w:val="0"/>
-          <w:smallCaps w:val="0"/>
-          <w:vertAlign w:val="superscript"/>
-        </w:rPr>
-        <w:t>–1</w:t>
-      </w:r>
-      <w:r>
-        <w:rPr>
-          <w:rStyle w:val="06CHeading"/>
-          <w:rFonts w:asciiTheme="minorHAnsi" w:hAnsiTheme="minorHAnsi"/>
-          <w:b w:val="0"/>
-          <w:smallCaps w:val="0"/>
-        </w:rPr>
-        <w:t xml:space="preserve"> for the corresponding five</w:t>
-      </w:r>
-      <w:r>
-        <w:rPr>
-          <w:rStyle w:val="06CHeading"/>
-          <w:rFonts w:asciiTheme="minorHAnsi" w:hAnsiTheme="minorHAnsi"/>
-          <w:b w:val="0"/>
-          <w:smallCaps w:val="0"/>
-        </w:rPr>
-        <w:noBreakHyphen/>
-        <w:t>step cases. The cost advantage of the one</w:t>
-      </w:r>
-      <w:r>
-        <w:rPr>
-          <w:rStyle w:val="06CHeading"/>
-          <w:rFonts w:asciiTheme="minorHAnsi" w:hAnsiTheme="minorHAnsi"/>
-          <w:b w:val="0"/>
-          <w:smallCaps w:val="0"/>
-        </w:rPr>
-        <w:noBreakHyphen/>
-        <w:t>step route is mainly attributed to its lower electricity</w:t>
-      </w:r>
-      <w:r>
-        <w:rPr>
-          <w:rStyle w:val="06CHeading"/>
-          <w:rFonts w:asciiTheme="minorHAnsi" w:hAnsiTheme="minorHAnsi"/>
-          <w:b w:val="0"/>
-          <w:smallCaps w:val="0"/>
-        </w:rPr>
-        <w:t xml:space="preserve"> consumption,</w:t>
-      </w:r>
-      <w:r>
-        <w:rPr>
-          <w:rStyle w:val="06CHeading"/>
-          <w:rFonts w:asciiTheme="minorHAnsi" w:hAnsiTheme="minorHAnsi"/>
-          <w:b w:val="0"/>
-          <w:smallCaps w:val="0"/>
-        </w:rPr>
-        <w:t xml:space="preserve"> primarily due to </w:t>
-      </w:r>
-      <w:r>
-        <w:rPr>
-          <w:rStyle w:val="06CHeading"/>
-          <w:rFonts w:asciiTheme="minorHAnsi" w:hAnsiTheme="minorHAnsi"/>
-          <w:b w:val="0"/>
-          <w:smallCaps w:val="0"/>
-        </w:rPr>
-        <w:t>minimal pressure fluctuations</w:t>
-      </w:r>
-      <w:r>
-        <w:rPr>
-          <w:rStyle w:val="06CHeading"/>
-          <w:rFonts w:asciiTheme="minorHAnsi" w:hAnsiTheme="minorHAnsi"/>
-          <w:b w:val="0"/>
-          <w:smallCaps w:val="0"/>
-        </w:rPr>
-        <w:t xml:space="preserve"> required in comparison to the five</w:t>
-      </w:r>
-      <w:r>
-        <w:rPr>
-          <w:rStyle w:val="06CHeading"/>
-          <w:rFonts w:asciiTheme="minorHAnsi" w:hAnsiTheme="minorHAnsi"/>
-          <w:b w:val="0"/>
-          <w:smallCaps w:val="0"/>
-        </w:rPr>
-        <w:noBreakHyphen/>
-        <w:t>step scenario. Moreover, the one</w:t>
-      </w:r>
-      <w:r>
-        <w:rPr>
-          <w:rStyle w:val="06CHeading"/>
-          <w:rFonts w:asciiTheme="minorHAnsi" w:hAnsiTheme="minorHAnsi"/>
-          <w:b w:val="0"/>
-          <w:smallCaps w:val="0"/>
-        </w:rPr>
-        <w:noBreakHyphen/>
-        <w:t>step route requires four times lower capital expenditure (CAPEX) in comparison to the five</w:t>
-      </w:r>
-      <w:r>
-        <w:rPr>
-          <w:rStyle w:val="06CHeading"/>
-          <w:rFonts w:asciiTheme="minorHAnsi" w:hAnsiTheme="minorHAnsi"/>
-          <w:b w:val="0"/>
-          <w:smallCaps w:val="0"/>
-        </w:rPr>
-        <w:noBreakHyphen/>
-        <w:t>step route. Notably, NH</w:t>
-      </w:r>
-      <w:r>
-        <w:rPr>
-          <w:rStyle w:val="06CHeading"/>
-          <w:rFonts w:asciiTheme="minorHAnsi" w:hAnsiTheme="minorHAnsi"/>
-          <w:b w:val="0"/>
-          <w:smallCaps w:val="0"/>
-          <w:vertAlign w:val="subscript"/>
-        </w:rPr>
-        <w:t>3</w:t>
-      </w:r>
-      <w:r>
-        <w:rPr>
-          <w:rStyle w:val="06CHeading"/>
-          <w:rFonts w:asciiTheme="minorHAnsi" w:hAnsiTheme="minorHAnsi"/>
-          <w:b w:val="0"/>
-          <w:smallCaps w:val="0"/>
-        </w:rPr>
-        <w:t xml:space="preserve"> remains the dominant cost drive across </w:t>
-      </w:r>
-      <w:r>
-        <w:rPr>
-          <w:rStyle w:val="06CHeading"/>
-          <w:rFonts w:asciiTheme="minorHAnsi" w:hAnsiTheme="minorHAnsi"/>
-          <w:b w:val="0"/>
-          <w:smallCaps w:val="0"/>
-        </w:rPr>
-        <w:t>technologies, contributing around 85% to the overall costs on average.</w:t>
+        <w:t xml:space="preserve">economic methodology is provided in </w:t>
+      </w:r>
+      <w:r>
+        <w:rPr>
+          <w:b/>
+        </w:rPr>
+        <w:t>Section 2</w:t>
+      </w:r>
+      <w:r>
+        <w:t xml:space="preserve"> of the ESI.</w:t>
       </w:r>
     </w:p>
     <w:p>
       <w:pPr>
-        <w:pStyle w:val="RSCB02ArticleText"/>
-        <w:ind w:firstLine="284"/>
-        <w:rPr>
-          <w:rStyle w:val="06CHeading"/>
-          <w:rFonts w:asciiTheme="minorHAnsi" w:hAnsiTheme="minorHAnsi"/>
-          <w:b w:val="0"/>
-          <w:smallCaps w:val="0"/>
-        </w:rPr>
-      </w:pPr>
-      <w:r>
-        <w:rPr>
-          <w:rStyle w:val="06CHeading"/>
-          <w:rFonts w:asciiTheme="minorHAnsi" w:hAnsiTheme="minorHAnsi"/>
-          <w:smallCaps w:val="0"/>
-        </w:rPr>
-        <w:t>Fig. 2b</w:t>
-      </w:r>
-      <w:r>
-        <w:rPr>
-          <w:rStyle w:val="06CHeading"/>
-          <w:rFonts w:asciiTheme="minorHAnsi" w:hAnsiTheme="minorHAnsi"/>
-          <w:b w:val="0"/>
-          <w:smallCaps w:val="0"/>
-        </w:rPr>
-        <w:t xml:space="preserve"> presents the cradle</w:t>
-      </w:r>
-      <w:r>
-        <w:rPr>
-          <w:rStyle w:val="06CHeading"/>
-          <w:rFonts w:asciiTheme="minorHAnsi" w:hAnsiTheme="minorHAnsi"/>
-          <w:b w:val="0"/>
-          <w:smallCaps w:val="0"/>
-        </w:rPr>
-        <w:noBreakHyphen/>
-        <w:t>to</w:t>
-      </w:r>
-      <w:r>
-        <w:rPr>
-          <w:rStyle w:val="06CHeading"/>
-          <w:rFonts w:asciiTheme="minorHAnsi" w:hAnsiTheme="minorHAnsi"/>
-          <w:b w:val="0"/>
-          <w:smallCaps w:val="0"/>
-        </w:rPr>
-        <w:noBreakHyphen/>
-        <w:t>gate climate change impacts associated with each N</w:t>
-      </w:r>
-      <w:r>
-        <w:rPr>
-          <w:rStyle w:val="06CHeading"/>
-          <w:rFonts w:asciiTheme="minorHAnsi" w:hAnsiTheme="minorHAnsi"/>
-          <w:b w:val="0"/>
-          <w:smallCaps w:val="0"/>
-          <w:vertAlign w:val="subscript"/>
-        </w:rPr>
-        <w:t>2</w:t>
-      </w:r>
-      <w:r>
-        <w:rPr>
-          <w:rStyle w:val="06CHeading"/>
-          <w:rFonts w:asciiTheme="minorHAnsi" w:hAnsiTheme="minorHAnsi"/>
-          <w:b w:val="0"/>
-          <w:smallCaps w:val="0"/>
-        </w:rPr>
-        <w:t>O production pathway.</w:t>
-      </w:r>
-      <w:r>
-        <w:rPr>
-          <w:rStyle w:val="06CHeading"/>
-          <w:rFonts w:asciiTheme="minorHAnsi" w:hAnsiTheme="minorHAnsi"/>
-          <w:b w:val="0"/>
-          <w:smallCaps w:val="0"/>
-        </w:rPr>
-        <w:t xml:space="preserve"> Under the fossil</w:t>
-      </w:r>
-      <w:r>
-        <w:rPr>
-          <w:rStyle w:val="06CHeading"/>
-          <w:rFonts w:asciiTheme="minorHAnsi" w:hAnsiTheme="minorHAnsi"/>
-          <w:b w:val="0"/>
-          <w:smallCaps w:val="0"/>
-        </w:rPr>
-        <w:noBreakHyphen/>
-        <w:t>based route, the one</w:t>
-      </w:r>
-      <w:r>
-        <w:rPr>
-          <w:rStyle w:val="06CHeading"/>
-          <w:rFonts w:asciiTheme="minorHAnsi" w:hAnsiTheme="minorHAnsi"/>
-          <w:b w:val="0"/>
-          <w:smallCaps w:val="0"/>
-        </w:rPr>
-        <w:noBreakHyphen/>
-        <w:t xml:space="preserve">step process has a lower impact of </w:t>
-      </w:r>
-      <w:r>
-        <w:rPr>
-          <w:rStyle w:val="06CHeading"/>
-          <w:rFonts w:asciiTheme="minorHAnsi" w:hAnsiTheme="minorHAnsi"/>
-          <w:b w:val="0"/>
-          <w:i/>
-          <w:smallCaps w:val="0"/>
-        </w:rPr>
-        <w:t>ca</w:t>
-      </w:r>
-      <w:r>
-        <w:rPr>
-          <w:rStyle w:val="06CHeading"/>
-          <w:rFonts w:asciiTheme="minorHAnsi" w:hAnsiTheme="minorHAnsi"/>
-          <w:b w:val="0"/>
-          <w:smallCaps w:val="0"/>
-        </w:rPr>
-        <w:t>.</w:t>
-      </w:r>
-      <w:r>
-        <w:rPr>
-          <w:rStyle w:val="06CHeading"/>
-          <w:rFonts w:asciiTheme="minorHAnsi" w:hAnsiTheme="minorHAnsi"/>
-          <w:b w:val="0"/>
-          <w:smallCaps w:val="0"/>
-        </w:rPr>
-        <w:t xml:space="preserve"> 2.8 kg CO</w:t>
-      </w:r>
-      <w:r>
-        <w:rPr>
-          <w:rStyle w:val="06CHeading"/>
-          <w:rFonts w:asciiTheme="minorHAnsi" w:hAnsiTheme="minorHAnsi"/>
-          <w:b w:val="0"/>
-          <w:smallCaps w:val="0"/>
-          <w:vertAlign w:val="subscript"/>
-        </w:rPr>
-        <w:t>2</w:t>
-      </w:r>
-      <w:r>
-        <w:rPr>
-          <w:rStyle w:val="06CHeading"/>
-          <w:rFonts w:asciiTheme="minorHAnsi" w:hAnsiTheme="minorHAnsi"/>
-          <w:b w:val="0"/>
-          <w:smallCaps w:val="0"/>
-        </w:rPr>
-        <w:noBreakHyphen/>
-      </w:r>
-      <w:r>
-        <w:rPr>
-          <w:rStyle w:val="06CHeading"/>
-          <w:rFonts w:asciiTheme="minorHAnsi" w:hAnsiTheme="minorHAnsi"/>
-          <w:b w:val="0"/>
-          <w:smallCaps w:val="0"/>
-        </w:rPr>
-        <w:t>eq kg</w:t>
-      </w:r>
-      <w:r>
-        <w:rPr>
-          <w:rStyle w:val="06CHeading"/>
-          <w:rFonts w:asciiTheme="minorHAnsi" w:hAnsiTheme="minorHAnsi"/>
-          <w:b w:val="0"/>
-          <w:smallCaps w:val="0"/>
-          <w:vertAlign w:val="superscript"/>
-        </w:rPr>
-        <w:t>–1</w:t>
-      </w:r>
-      <w:r>
-        <w:rPr>
-          <w:rStyle w:val="06CHeading"/>
-          <w:rFonts w:asciiTheme="minorHAnsi" w:hAnsiTheme="minorHAnsi"/>
-          <w:b w:val="0"/>
-          <w:smallCaps w:val="0"/>
-        </w:rPr>
-        <w:t xml:space="preserve"> N</w:t>
-      </w:r>
-      <w:r>
-        <w:rPr>
-          <w:rStyle w:val="06CHeading"/>
-          <w:rFonts w:asciiTheme="minorHAnsi" w:hAnsiTheme="minorHAnsi"/>
-          <w:b w:val="0"/>
-          <w:smallCaps w:val="0"/>
-          <w:vertAlign w:val="subscript"/>
-        </w:rPr>
-        <w:t>2</w:t>
-      </w:r>
-      <w:r>
-        <w:rPr>
-          <w:rStyle w:val="06CHeading"/>
-          <w:rFonts w:asciiTheme="minorHAnsi" w:hAnsiTheme="minorHAnsi"/>
-          <w:b w:val="0"/>
-          <w:smallCaps w:val="0"/>
-        </w:rPr>
-        <w:t>O compared to 3.</w:t>
-      </w:r>
-      <w:r>
-        <w:rPr>
-          <w:rStyle w:val="06CHeading"/>
-          <w:rFonts w:asciiTheme="minorHAnsi" w:hAnsiTheme="minorHAnsi"/>
-          <w:b w:val="0"/>
-          <w:smallCaps w:val="0"/>
-        </w:rPr>
-        <w:t>4 kg CO</w:t>
-      </w:r>
-      <w:r>
-        <w:rPr>
-          <w:rStyle w:val="06CHeading"/>
-          <w:rFonts w:asciiTheme="minorHAnsi" w:hAnsiTheme="minorHAnsi"/>
-          <w:b w:val="0"/>
-          <w:smallCaps w:val="0"/>
-          <w:vertAlign w:val="subscript"/>
-        </w:rPr>
-        <w:t>2</w:t>
-      </w:r>
-      <w:r>
-        <w:rPr>
-          <w:rStyle w:val="06CHeading"/>
-          <w:rFonts w:asciiTheme="minorHAnsi" w:hAnsiTheme="minorHAnsi"/>
-          <w:b w:val="0"/>
-          <w:smallCaps w:val="0"/>
-        </w:rPr>
-        <w:noBreakHyphen/>
-      </w:r>
-      <w:r>
-        <w:rPr>
-          <w:rStyle w:val="06CHeading"/>
-          <w:rFonts w:asciiTheme="minorHAnsi" w:hAnsiTheme="minorHAnsi"/>
-          <w:b w:val="0"/>
-          <w:smallCaps w:val="0"/>
-        </w:rPr>
-        <w:t>eq kg</w:t>
-      </w:r>
-      <w:r>
-        <w:rPr>
-          <w:rStyle w:val="06CHeading"/>
-          <w:rFonts w:asciiTheme="minorHAnsi" w:hAnsiTheme="minorHAnsi"/>
-          <w:b w:val="0"/>
-          <w:smallCaps w:val="0"/>
-          <w:vertAlign w:val="superscript"/>
-        </w:rPr>
-        <w:t>–1</w:t>
-      </w:r>
-      <w:r>
-        <w:rPr>
-          <w:rStyle w:val="06CHeading"/>
-          <w:rFonts w:asciiTheme="minorHAnsi" w:hAnsiTheme="minorHAnsi"/>
-          <w:b w:val="0"/>
-          <w:smallCaps w:val="0"/>
-          <w:vertAlign w:val="superscript"/>
-        </w:rPr>
-        <w:t xml:space="preserve"> </w:t>
-      </w:r>
-      <w:r>
-        <w:rPr>
-          <w:rStyle w:val="06CHeading"/>
-          <w:rFonts w:asciiTheme="minorHAnsi" w:hAnsiTheme="minorHAnsi"/>
-          <w:b w:val="0"/>
-          <w:smallCaps w:val="0"/>
-        </w:rPr>
-        <w:t>for the five</w:t>
-      </w:r>
-      <w:r>
-        <w:rPr>
-          <w:rStyle w:val="06CHeading"/>
-          <w:rFonts w:asciiTheme="minorHAnsi" w:hAnsiTheme="minorHAnsi"/>
-          <w:b w:val="0"/>
-          <w:smallCaps w:val="0"/>
-        </w:rPr>
-        <w:noBreakHyphen/>
-        <w:t>step route. The lower impacts in the one</w:t>
-      </w:r>
-      <w:r>
-        <w:rPr>
-          <w:rStyle w:val="06CHeading"/>
-          <w:rFonts w:asciiTheme="minorHAnsi" w:hAnsiTheme="minorHAnsi"/>
-          <w:b w:val="0"/>
-          <w:smallCaps w:val="0"/>
-        </w:rPr>
-        <w:noBreakHyphen/>
-        <w:t>step route</w:t>
-      </w:r>
-      <w:r>
-        <w:rPr>
-          <w:rStyle w:val="06CHeading"/>
-          <w:rFonts w:asciiTheme="minorHAnsi" w:hAnsiTheme="minorHAnsi"/>
-          <w:b w:val="0"/>
-          <w:smallCaps w:val="0"/>
-        </w:rPr>
-        <w:t>s</w:t>
-      </w:r>
-      <w:r>
-        <w:rPr>
-          <w:rStyle w:val="06CHeading"/>
-          <w:rFonts w:asciiTheme="minorHAnsi" w:hAnsiTheme="minorHAnsi"/>
-          <w:b w:val="0"/>
-          <w:smallCaps w:val="0"/>
-        </w:rPr>
-        <w:t xml:space="preserve"> </w:t>
-      </w:r>
-      <w:r>
-        <w:rPr>
-          <w:rStyle w:val="06CHeading"/>
-          <w:rFonts w:asciiTheme="minorHAnsi" w:hAnsiTheme="minorHAnsi"/>
-          <w:b w:val="0"/>
-          <w:smallCaps w:val="0"/>
-        </w:rPr>
-        <w:t>are</w:t>
-      </w:r>
-      <w:r>
-        <w:rPr>
-          <w:rStyle w:val="06CHeading"/>
-          <w:rFonts w:asciiTheme="minorHAnsi" w:hAnsiTheme="minorHAnsi"/>
-          <w:b w:val="0"/>
-          <w:smallCaps w:val="0"/>
-        </w:rPr>
-        <w:t xml:space="preserve"> primarily due to reduced electricity use in the process. This trend remains consistent when green </w:t>
-      </w:r>
-      <w:r>
-        <w:rPr>
-          <w:rStyle w:val="06CHeading"/>
-          <w:rFonts w:asciiTheme="minorHAnsi" w:hAnsiTheme="minorHAnsi"/>
-          <w:b w:val="0"/>
-          <w:smallCaps w:val="0"/>
-        </w:rPr>
-        <w:t>NH</w:t>
-      </w:r>
-      <w:r>
-        <w:rPr>
-          <w:rStyle w:val="06CHeading"/>
-          <w:rFonts w:asciiTheme="minorHAnsi" w:hAnsiTheme="minorHAnsi"/>
-          <w:b w:val="0"/>
-          <w:smallCaps w:val="0"/>
-          <w:vertAlign w:val="subscript"/>
-        </w:rPr>
-        <w:t>3</w:t>
-      </w:r>
-      <w:r>
-        <w:rPr>
-          <w:rStyle w:val="06CHeading"/>
-          <w:rFonts w:asciiTheme="minorHAnsi" w:hAnsiTheme="minorHAnsi"/>
-          <w:b w:val="0"/>
-          <w:smallCaps w:val="0"/>
-        </w:rPr>
-        <w:t xml:space="preserve"> is used, with impacts 0.7 </w:t>
-      </w:r>
-      <w:r>
-        <w:rPr>
-          <w:rStyle w:val="06CHeading"/>
-          <w:rFonts w:asciiTheme="minorHAnsi" w:hAnsiTheme="minorHAnsi"/>
-          <w:b w:val="0"/>
-          <w:i/>
-          <w:smallCaps w:val="0"/>
-        </w:rPr>
-        <w:t>vs</w:t>
-      </w:r>
-      <w:r>
-        <w:rPr>
-          <w:rStyle w:val="06CHeading"/>
-          <w:rFonts w:asciiTheme="minorHAnsi" w:hAnsiTheme="minorHAnsi"/>
-          <w:b w:val="0"/>
-          <w:smallCaps w:val="0"/>
-        </w:rPr>
-        <w:t>. 1.1 kg CO</w:t>
-      </w:r>
-      <w:r>
-        <w:rPr>
-          <w:rStyle w:val="06CHeading"/>
-          <w:rFonts w:asciiTheme="minorHAnsi" w:hAnsiTheme="minorHAnsi"/>
-          <w:b w:val="0"/>
-          <w:smallCaps w:val="0"/>
-          <w:vertAlign w:val="subscript"/>
-        </w:rPr>
-        <w:t>2</w:t>
-      </w:r>
-      <w:r>
-        <w:rPr>
-          <w:rStyle w:val="06CHeading"/>
-          <w:rFonts w:asciiTheme="minorHAnsi" w:hAnsiTheme="minorHAnsi"/>
-          <w:b w:val="0"/>
-          <w:smallCaps w:val="0"/>
-        </w:rPr>
-        <w:noBreakHyphen/>
-      </w:r>
-      <w:r>
-        <w:rPr>
-          <w:rStyle w:val="06CHeading"/>
-          <w:rFonts w:asciiTheme="minorHAnsi" w:hAnsiTheme="minorHAnsi"/>
-          <w:b w:val="0"/>
-          <w:smallCaps w:val="0"/>
-        </w:rPr>
-        <w:t>eq kg</w:t>
-      </w:r>
-      <w:r>
-        <w:rPr>
-          <w:rStyle w:val="06CHeading"/>
-          <w:rFonts w:asciiTheme="minorHAnsi" w:hAnsiTheme="minorHAnsi"/>
-          <w:b w:val="0"/>
-          <w:smallCaps w:val="0"/>
-          <w:vertAlign w:val="superscript"/>
-        </w:rPr>
-        <w:t>–1</w:t>
-      </w:r>
-      <w:r>
-        <w:rPr>
-          <w:rStyle w:val="06CHeading"/>
-          <w:rFonts w:asciiTheme="minorHAnsi" w:hAnsiTheme="minorHAnsi"/>
-          <w:b w:val="0"/>
-          <w:smallCaps w:val="0"/>
-        </w:rPr>
-        <w:t xml:space="preserve"> N</w:t>
-      </w:r>
-      <w:r>
-        <w:rPr>
-          <w:rStyle w:val="06CHeading"/>
-          <w:rFonts w:asciiTheme="minorHAnsi" w:hAnsiTheme="minorHAnsi"/>
-          <w:b w:val="0"/>
-          <w:smallCaps w:val="0"/>
-          <w:vertAlign w:val="subscript"/>
-        </w:rPr>
-        <w:t>2</w:t>
-      </w:r>
-      <w:r>
-        <w:rPr>
-          <w:rStyle w:val="06CHeading"/>
-          <w:rFonts w:asciiTheme="minorHAnsi" w:hAnsiTheme="minorHAnsi"/>
-          <w:b w:val="0"/>
-          <w:smallCaps w:val="0"/>
-        </w:rPr>
-        <w:t>O for the one</w:t>
-      </w:r>
-      <w:r>
-        <w:rPr>
-          <w:rStyle w:val="06CHeading"/>
-          <w:rFonts w:asciiTheme="minorHAnsi" w:hAnsiTheme="minorHAnsi"/>
-          <w:b w:val="0"/>
-          <w:smallCaps w:val="0"/>
-        </w:rPr>
-        <w:noBreakHyphen/>
-        <w:t xml:space="preserve"> and five</w:t>
-      </w:r>
-      <w:r>
-        <w:rPr>
-          <w:rStyle w:val="06CHeading"/>
-          <w:rFonts w:asciiTheme="minorHAnsi" w:hAnsiTheme="minorHAnsi"/>
-          <w:b w:val="0"/>
-          <w:smallCaps w:val="0"/>
-        </w:rPr>
-        <w:noBreakHyphen/>
-        <w:t>step processes, respectively. Similar to the production costs, NH</w:t>
-      </w:r>
-      <w:r>
-        <w:rPr>
-          <w:rStyle w:val="06CHeading"/>
-          <w:rFonts w:asciiTheme="minorHAnsi" w:hAnsiTheme="minorHAnsi"/>
-          <w:b w:val="0"/>
-          <w:smallCaps w:val="0"/>
-          <w:vertAlign w:val="subscript"/>
-        </w:rPr>
-        <w:t>3</w:t>
-      </w:r>
-      <w:r>
-        <w:rPr>
-          <w:rStyle w:val="06CHeading"/>
-          <w:rFonts w:asciiTheme="minorHAnsi" w:hAnsiTheme="minorHAnsi"/>
-          <w:b w:val="0"/>
-          <w:smallCaps w:val="0"/>
-        </w:rPr>
-        <w:t xml:space="preserve"> is the largest contributor to the climate change impacts, especially in the fossil scenarios.</w:t>
+        <w:pStyle w:val="RSCB08CHeadingIn-line"/>
+      </w:pPr>
+      <w:r>
+        <w:t>Life cycle assessment</w:t>
       </w:r>
     </w:p>
     <w:p>
       <w:pPr>
         <w:pStyle w:val="RSCB02ArticleText"/>
-        <w:ind w:firstLine="284"/>
-        <w:rPr>
-          <w:rStyle w:val="06CHeading"/>
-          <w:rFonts w:asciiTheme="minorHAnsi" w:hAnsiTheme="minorHAnsi"/>
-          <w:b w:val="0"/>
-          <w:smallCaps w:val="0"/>
-        </w:rPr>
-      </w:pPr>
-      <w:r>
-        <w:rPr>
-          <w:rStyle w:val="06CHeading"/>
-          <w:rFonts w:asciiTheme="minorHAnsi" w:hAnsiTheme="minorHAnsi"/>
-          <w:b w:val="0"/>
-          <w:smallCaps w:val="0"/>
-        </w:rPr>
-        <w:t xml:space="preserve">Projections for 2050 under a decarbonized electricity mix (purple diamond in </w:t>
-      </w:r>
-      <w:r>
-        <w:rPr>
-          <w:rStyle w:val="06CHeading"/>
-          <w:rFonts w:asciiTheme="minorHAnsi" w:hAnsiTheme="minorHAnsi"/>
-          <w:smallCaps w:val="0"/>
-        </w:rPr>
-        <w:t>Fig. 2</w:t>
-      </w:r>
-      <w:r>
-        <w:rPr>
-          <w:rStyle w:val="06CHeading"/>
-          <w:rFonts w:asciiTheme="minorHAnsi" w:hAnsiTheme="minorHAnsi"/>
-          <w:b w:val="0"/>
-          <w:smallCaps w:val="0"/>
-        </w:rPr>
-        <w:t>) demonstrate potential reductions in both cost (except for fossil scenarios) and climate change impacts. The climate change impacts of N</w:t>
-      </w:r>
-      <w:r>
-        <w:rPr>
-          <w:rStyle w:val="06CHeading"/>
-          <w:rFonts w:asciiTheme="minorHAnsi" w:hAnsiTheme="minorHAnsi"/>
-          <w:b w:val="0"/>
-          <w:smallCaps w:val="0"/>
-          <w:vertAlign w:val="subscript"/>
-        </w:rPr>
-        <w:t>2</w:t>
-      </w:r>
-      <w:r>
-        <w:rPr>
-          <w:rStyle w:val="06CHeading"/>
-          <w:rFonts w:asciiTheme="minorHAnsi" w:hAnsiTheme="minorHAnsi"/>
-          <w:b w:val="0"/>
-          <w:smallCaps w:val="0"/>
-        </w:rPr>
-        <w:t>O production drop by 10% and 70% on average in the fossil and green scenarios, respectively. The main reductions in the fossil</w:t>
-      </w:r>
-      <w:r>
-        <w:rPr>
-          <w:rStyle w:val="06CHeading"/>
-          <w:rFonts w:asciiTheme="minorHAnsi" w:hAnsiTheme="minorHAnsi"/>
-          <w:b w:val="0"/>
-          <w:smallCaps w:val="0"/>
-        </w:rPr>
-        <w:noBreakHyphen/>
-        <w:t>based scenarios are due to the decarbonized electricity used in the future</w:t>
-      </w:r>
-      <w:r>
-        <w:rPr>
-          <w:rStyle w:val="06CHeading"/>
-          <w:rFonts w:asciiTheme="minorHAnsi" w:hAnsiTheme="minorHAnsi"/>
-          <w:b w:val="0"/>
-          <w:smallCaps w:val="0"/>
-        </w:rPr>
-        <w:t>,</w:t>
-      </w:r>
-      <w:r>
-        <w:rPr>
-          <w:rStyle w:val="06CHeading"/>
-          <w:rFonts w:asciiTheme="minorHAnsi" w:hAnsiTheme="minorHAnsi"/>
-          <w:b w:val="0"/>
-          <w:smallCaps w:val="0"/>
-        </w:rPr>
-        <w:t xml:space="preserve"> while the main reductions in the green scenario are due to both decarbonized electricity and potential efficiency improvements in wind electricity generation</w:t>
-      </w:r>
-      <w:r>
-        <w:rPr>
-          <w:rStyle w:val="06CHeading"/>
-          <w:rFonts w:asciiTheme="minorHAnsi" w:hAnsiTheme="minorHAnsi"/>
-          <w:b w:val="0"/>
-          <w:smallCaps w:val="0"/>
-        </w:rPr>
-        <w:t>, which</w:t>
-      </w:r>
-      <w:r>
-        <w:rPr>
-          <w:rStyle w:val="06CHeading"/>
-          <w:rFonts w:asciiTheme="minorHAnsi" w:hAnsiTheme="minorHAnsi"/>
-          <w:b w:val="0"/>
-          <w:smallCaps w:val="0"/>
-        </w:rPr>
-        <w:t xml:space="preserve"> is used to power the electroly</w:t>
-      </w:r>
-      <w:r>
-        <w:rPr>
-          <w:rStyle w:val="06CHeading"/>
-          <w:rFonts w:asciiTheme="minorHAnsi" w:hAnsiTheme="minorHAnsi"/>
-          <w:b w:val="0"/>
-          <w:smallCaps w:val="0"/>
-        </w:rPr>
-        <w:t>s</w:t>
-      </w:r>
-      <w:r>
-        <w:rPr>
-          <w:rStyle w:val="06CHeading"/>
-          <w:rFonts w:asciiTheme="minorHAnsi" w:hAnsiTheme="minorHAnsi"/>
-          <w:b w:val="0"/>
-          <w:smallCaps w:val="0"/>
-        </w:rPr>
-        <w:t>er unit to produce H</w:t>
-      </w:r>
-      <w:r>
-        <w:rPr>
-          <w:rStyle w:val="06CHeading"/>
-          <w:rFonts w:asciiTheme="minorHAnsi" w:hAnsiTheme="minorHAnsi"/>
-          <w:b w:val="0"/>
-          <w:smallCaps w:val="0"/>
-          <w:vertAlign w:val="subscript"/>
-        </w:rPr>
-        <w:t>2</w:t>
-      </w:r>
-      <w:r>
-        <w:rPr>
-          <w:rStyle w:val="06CHeading"/>
-          <w:rFonts w:asciiTheme="minorHAnsi" w:hAnsiTheme="minorHAnsi"/>
-          <w:b w:val="0"/>
-          <w:smallCaps w:val="0"/>
-        </w:rPr>
-        <w:t xml:space="preserve"> and </w:t>
-      </w:r>
-      <w:r>
-        <w:rPr>
-          <w:rStyle w:val="06CHeading"/>
-          <w:rFonts w:asciiTheme="minorHAnsi" w:hAnsiTheme="minorHAnsi"/>
-          <w:b w:val="0"/>
-          <w:smallCaps w:val="0"/>
-        </w:rPr>
-        <w:t>subsequently</w:t>
-      </w:r>
-      <w:r>
-        <w:rPr>
-          <w:rStyle w:val="06CHeading"/>
-          <w:rFonts w:asciiTheme="minorHAnsi" w:hAnsiTheme="minorHAnsi"/>
-          <w:b w:val="0"/>
-          <w:smallCaps w:val="0"/>
-        </w:rPr>
-        <w:t xml:space="preserve"> </w:t>
-      </w:r>
-      <w:r>
-        <w:rPr>
-          <w:rStyle w:val="06CHeading"/>
-          <w:rFonts w:asciiTheme="minorHAnsi" w:hAnsiTheme="minorHAnsi"/>
-          <w:b w:val="0"/>
-          <w:smallCaps w:val="0"/>
-        </w:rPr>
-        <w:t>NH</w:t>
-      </w:r>
-      <w:r>
-        <w:rPr>
-          <w:rStyle w:val="06CHeading"/>
-          <w:rFonts w:asciiTheme="minorHAnsi" w:hAnsiTheme="minorHAnsi"/>
-          <w:b w:val="0"/>
-          <w:smallCaps w:val="0"/>
-          <w:vertAlign w:val="subscript"/>
-        </w:rPr>
-        <w:t>3</w:t>
-      </w:r>
-      <w:r>
-        <w:rPr>
-          <w:rStyle w:val="06CHeading"/>
-          <w:rFonts w:asciiTheme="minorHAnsi" w:hAnsiTheme="minorHAnsi"/>
-          <w:b w:val="0"/>
-          <w:smallCaps w:val="0"/>
-        </w:rPr>
-        <w:t>.</w:t>
-      </w:r>
-      <w:r>
-        <w:rPr>
-          <w:rStyle w:val="06CHeading"/>
-          <w:rFonts w:asciiTheme="minorHAnsi" w:hAnsiTheme="minorHAnsi"/>
-          <w:b w:val="0"/>
-          <w:smallCaps w:val="0"/>
-        </w:rPr>
+        <w:spacing w:after="240"/>
+      </w:pPr>
+      <w:r>
+        <w:t>The life cycle assessment (LCA) followed ISO 14040/14044 standards</w:t>
+      </w:r>
+      <w:r>
         <w:fldChar w:fldCharType="begin"/>
       </w:r>
       <w:r>
-        <w:rPr>
-          <w:rStyle w:val="06CHeading"/>
-          <w:rFonts w:asciiTheme="minorHAnsi" w:hAnsiTheme="minorHAnsi"/>
-          <w:b w:val="0"/>
-          <w:smallCaps w:val="0"/>
-        </w:rPr>
-        <w:instrText xml:space="preserve"> ADDIN ZOTERO_ITEM CSL_CITATION {"citationID":"wHHSm3g5","properties":{"formattedCitation":"\\super 1\\nosupersub{}","plainCitation":"1","noteIndex":0},"citationItems":[{"id":682,"uris":["http://zotero.org/users/local/gMmtBwrT/items/63BSIPDP"],"itemData":{"id":682,"type":"article-journal","abstract":"The grand transition towards green pathways for chemical production, alongside ambitious climate policies, could achieve 90% reduction in climate change impacts by 2050, while fossil routes offer a reduction of 10% in the best case.\n          , \n            \n              New and enhanced processes will not be the only drivers toward a sustainable chemical industry. Implementing climate policies will impact all components of the chemical supply chain over the following decades, making improvements in energy generation, material extraction, or transportation contribute to reducing the overall impacts of chemical technologies. Including this synergistic effect when comparing technologies offers a clearer vision of their future potential and may allow researchers to support their sustainability propositions more strongly. Ammonia and methanol production account for more than fifty percent of the CO\n              2\n              emissions in this industry and are, therefore, excellent case studies. This work performs a prospective life cycle assessment until 2050 for fossil, blue, wind, and solar-based technologies under climate policies aiming to limit the global temperature rise to 1.5 °C, 2 °C, or 3.5 °C. The first finding is the inability of fossil-based routes to reduce their CO\n              2\n              emissions beyond 10% by 2050 without tailored decarbonisation strategies, regardless of the chemical and climate policy considered. In contrast, green routes may produce chemicals with around 90% fewer emissions than today and even with net negative emissions (on a cradle-to-gate basis), as in the case of methanol (up to −1.4 kg CO\n              2\n              -eq per kg), mainly due to the contributions of technology development and increasing penetration of renewable energies. Overall, the combined production of these chemicals could be net-zero by 2050 despite their predicted two to fivefold increase in demand. Lastly, we propose a roadmap for progressive implementation by 2050 of green routes in 26 regions worldwide, applying the criterion of at least 80% reduction in climate change impacts when compared to their fossil alternatives. Furthermore, an exploratory prospective techno-economic assessment showed that by 2050, green routes could become more economically attractive. This work offers quantitative arguments to reinforce research, development, and policymaking efforts on green chemical routes reliant on renewable energies.","container-title":"Green Chemistry","DOI":"10.1039/D4GC00392F","ISSN":"1463-9262, 1463-9270","issue":"11","journalAbbreviation":"Green Chem.","language":"en","page":"6461-6469","source":"DOI.org (Crossref)","title":"Integrating climate policies in the sustainability analysis of green chemicals","volume":"26","author":[{"family":"Nabera","given":"Abhinandan"},{"family":"José Martín","given":"Antonio"},{"family":"Istrate","given":"Robert"},{"family":"Pérez-Ramírez","given":"Javier"},{"family":"Guillén-Gosálbez","given":"Gonzalo"}],"issued":{"date-parts":[["2024"]]}}}],"schema":"https://github.com/citation-style-language/schema/raw/master/csl-citation.json"} </w:instrText>
-      </w:r>
-      <w:r>
-        <w:rPr>
-          <w:rStyle w:val="06CHeading"/>
-          <w:rFonts w:asciiTheme="minorHAnsi" w:hAnsiTheme="minorHAnsi"/>
-          <w:b w:val="0"/>
-          <w:smallCaps w:val="0"/>
-        </w:rPr>
+        <w:instrText xml:space="preserve"> ADDIN ZOTERO_ITEM CSL_CITATION {"citationID":"MDM18fGG","properties":{"formattedCitation":"\\super 1,2\\nosupersub{}","plainCitation":"1,2","noteIndex":0},"citationItems":[{"id":158,"uris":["http://zotero.org/users/17660607/items/RMFW3UCS"],"itemData":{"id":158,"type":"report","title":"In ISO 14040:2006 Environmental Management--Life Cycle Assessment--Principles and Framework","author":[{"literal":"International Standards Organization"}],"issued":{"date-parts":[["2006"]]}},"locator":"14040"},{"id":159,"uris":["http://zotero.org/users/17660607/items/RVD2QGLU"],"itemData":{"id":159,"type":"report","title":"In ISO 14044:2006 Environmental Management--Life Cycle Assessment--Requirements and Guidelines","author":[{"literal":"International StandardsOrganization"}],"issued":{"date-parts":[["2006"]]}},"locator":"14044"}],"schema":"https://github.com/citation-style-language/schema/raw/master/csl-citation.json"} </w:instrText>
+      </w:r>
+      <w:r>
         <w:fldChar w:fldCharType="separate"/>
       </w:r>
       <w:r>
@@ -1649,7 +960,1437 @@
           <w:szCs w:val="24"/>
           <w:vertAlign w:val="superscript"/>
         </w:rPr>
-        <w:t>1</w:t>
+        <w:t>1,2</w:t>
+      </w:r>
+      <w:r>
+        <w:fldChar w:fldCharType="end"/>
+      </w:r>
+      <w:r>
+        <w:t xml:space="preserve"> and was performed using an attributional cradle</w:t>
+      </w:r>
+      <w:r>
+        <w:noBreakHyphen/>
+        <w:t>to</w:t>
+      </w:r>
+      <w:r>
+        <w:noBreakHyphen/>
+        <w:t xml:space="preserve">gate approach, assuming </w:t>
+      </w:r>
+      <w:r>
+        <w:t>a</w:t>
+      </w:r>
+      <w:r>
+        <w:t xml:space="preserve"> functional unit defined as 1 kg of chemical (N</w:t>
+      </w:r>
+      <w:r>
+        <w:rPr>
+          <w:vertAlign w:val="subscript"/>
+        </w:rPr>
+        <w:t>2</w:t>
+      </w:r>
+      <w:r>
+        <w:t>O, H</w:t>
+      </w:r>
+      <w:r>
+        <w:rPr>
+          <w:vertAlign w:val="subscript"/>
+        </w:rPr>
+        <w:t>2</w:t>
+      </w:r>
+      <w:r>
+        <w:t>O</w:t>
+      </w:r>
+      <w:r>
+        <w:rPr>
+          <w:vertAlign w:val="subscript"/>
+        </w:rPr>
+        <w:t>2</w:t>
+      </w:r>
+      <w:r>
+        <w:t xml:space="preserve">, or phenol). Foreground data were obtained from process simulations, while background data were extracted from the </w:t>
+      </w:r>
+      <w:r>
+        <w:t>E</w:t>
+      </w:r>
+      <w:r>
+        <w:t>coinvent v3.10 database.</w:t>
+      </w:r>
+      <w:r>
+        <w:fldChar w:fldCharType="begin"/>
+      </w:r>
+      <w:r>
+        <w:instrText xml:space="preserve"> ADDIN ZOTERO_ITEM CSL_CITATION {"citationID":"ihbgmfxP","properties":{"formattedCitation":"\\super 3\\nosupersub{}","plainCitation":"3","noteIndex":0},"citationItems":[{"id":492,"uris":["http://zotero.org/users/17660607/items/U7RQJCT5"],"itemData":{"id":492,"type":"article-journal","abstract":"Purpose Good background data are an important requirement in LCA. Practitioners generally make use of LCI databases for such data, and the ecoinvent database is the largest transparent unit-process LCI database worldwide. Since its first release in 2003, it has been continuously updated, and version 3 was published in 2013. The release of version 3 introduced several significant methodological and technological improvements, besides a large number of new and updated datasets. The aim was to expand the content of the database, set the foundation for a truly global database, support regionalized LCIA, offer multiple system models, allow for easier integration of data from different regions, and reduce maintenance efforts. This article describes the methodological developments.","container-title":"The International Journal of Life Cycle Assessment","DOI":"10.1007/s11367-016-1087-8","ISSN":"0948-3349, 1614-7502","issue":"9","journalAbbreviation":"Int J Life Cycle Assess","language":"en","page":"1218-1230","source":"DOI.org (Crossref)","title":"The ecoinvent database version 3 (part I): overview and methodology","title-short":"The ecoinvent database version 3 (part I)","volume":"21","author":[{"family":"Wernet","given":"Gregor"},{"family":"Bauer","given":"Christian"},{"family":"Steubing","given":"Bernhard"},{"family":"Reinhard","given":"Jürgen"},{"family":"Moreno-Ruiz","given":"Emilia"},{"family":"Weidema","given":"Bo"}],"issued":{"date-parts":[["2016",9]]}}}],"schema":"https://github.com/citation-style-language/schema/raw/master/csl-citation.json"} </w:instrText>
+      </w:r>
+      <w:r>
+        <w:fldChar w:fldCharType="separate"/>
+      </w:r>
+      <w:r>
+        <w:rPr>
+          <w:rFonts w:ascii="Calibri" w:hAnsi="Calibri" w:cs="Calibri"/>
+          <w:szCs w:val="24"/>
+          <w:vertAlign w:val="superscript"/>
+        </w:rPr>
+        <w:t>3</w:t>
+      </w:r>
+      <w:r>
+        <w:fldChar w:fldCharType="end"/>
+      </w:r>
+      <w:r>
+        <w:t xml:space="preserve"> Climate change impacts (</w:t>
+      </w:r>
+      <w:r>
+        <w:rPr>
+          <w:i/>
+        </w:rPr>
+        <w:t>i.e.</w:t>
+      </w:r>
+      <w:r>
+        <w:t>, GHG emissions) were calculated using the IPCC 2021 global warming potentials over a 100</w:t>
+      </w:r>
+      <w:r>
+        <w:noBreakHyphen/>
+        <w:t>year average.</w:t>
+      </w:r>
+      <w:r>
+        <w:fldChar w:fldCharType="begin"/>
+      </w:r>
+      <w:r>
+        <w:instrText xml:space="preserve"> ADDIN ZOTERO_ITEM CSL_CITATION {"citationID":"lcr9lkfD","properties":{"formattedCitation":"\\super 4\\nosupersub{}","plainCitation":"4","noteIndex":0},"citationItems":[{"id":651,"uris":["http://zotero.org/users/17660607/items/4KIXSINV"],"itemData":{"id":651,"type":"chapter","container-title":"Climate Change 2022 - Mitigation of Climate Change","edition":"1","ISBN":"978-1-00-915792-6","language":"en","license":"https://www.cambridge.org/core/terms","note":"DOI: 10.1017/9781009157926.019","page":"1727-1790","publisher":"Cambridge University Press","source":"DOI.org (Crossref)","title":"Accelerating the Transition in the Context of Sustainable Development","URL":"https://www.cambridge.org/core/product/identifier/9781009157926%23c17/type/book_part","editor":[{"literal":"Intergovernmental Panel on Climate Change (IPCC)"}],"accessed":{"date-parts":[["2024",12,24]]},"issued":{"date-parts":[["2023",8,17]]}}}],"schema":"https://github.com/citation-style-language/schema/raw/master/csl-citation.json"} </w:instrText>
+      </w:r>
+      <w:r>
+        <w:fldChar w:fldCharType="separate"/>
+      </w:r>
+      <w:r>
+        <w:rPr>
+          <w:rFonts w:ascii="Calibri" w:hAnsi="Calibri" w:cs="Calibri"/>
+          <w:szCs w:val="24"/>
+          <w:vertAlign w:val="superscript"/>
+        </w:rPr>
+        <w:t>4</w:t>
+      </w:r>
+      <w:r>
+        <w:fldChar w:fldCharType="end"/>
+      </w:r>
+      <w:r>
+        <w:t xml:space="preserve"> Additionally, the ReCiPe 2016 v1.03 method was used to evaluate impacts on human health, ecosystems, and resource </w:t>
+      </w:r>
+      <w:r>
+        <w:lastRenderedPageBreak/>
+        <w:t>depletion.</w:t>
+      </w:r>
+      <w:r>
+        <w:fldChar w:fldCharType="begin"/>
+      </w:r>
+      <w:r>
+        <w:instrText xml:space="preserve"> ADDIN ZOTERO_ITEM CSL_CITATION {"citationID":"J4cqzn9Y","properties":{"formattedCitation":"\\super 5\\nosupersub{}","plainCitation":"5","noteIndex":0},"citationItems":[{"id":160,"uris":["http://zotero.org/users/17660607/items/YI7VGP6V"],"itemData":{"id":160,"type":"article-journal","abstract":"Purpose: Life cycle impact assessment (LCIA) translates emissions and resource extractions into a limited number of environmental impact scores by means of so-called characterisation factors. There are two mainstream ways to derive characterisation factors, i.e. at midpoint level and at endpoint level. To further progress LCIA method development, we updated the ReCiPe2008 method to its version of 2016. This paper provides an overview of the key elements of the ReCiPe2016 method. Methods: We implemented human health, ecosystem quality and resource scarcity as three areas of protection. Endpoint characterisation factors, directly related to the areas of protection, were derived from midpoint characterisation factors with a constant mid-to-endpoint factor per impact category. We included 17 midpoint impact categories. Results and discussion: The update of ReCiPe provides characterisation factors that are representative for the global scale instead of the European scale, while maintaining the possibility for a number of impact categories to implement characterisation factors at a country and continental scale. We also expanded the number of environmental interventions and added impacts of water use on human health, impacts of water use and climate change on freshwater ecosystems and impacts of water use and tropospheric ozone formation on terrestrial ecosystems as novel damage pathways. Although significant effort has been put into the update of ReCiPe, there is still major improvement potential in the way impact pathways are modelled. Further improvements relate to a regionalisation of more impact categories, moving from local to global species extinction and adding more impact pathways. Conclusions: Life cycle impact assessment is a fast evolving field of research. ReCiPe2016 provides a state-of-the-art method to convert life cycle inventories to a limited number of life cycle impact scores on midpoint and endpoint level.","container-title":"International Journal of Life Cycle Assessment","DOI":"10.1007/s11367-016-1246-y","ISSN":"16147502","issue":"2","note":"publisher: Springer Verlag","page":"138-147","title":"ReCiPe2016: a harmonised life cycle impact assessment method at midpoint and endpoint level","volume":"22","author":[{"family":"Huijbregts","given":"Mark A.J."},{"family":"Steinmann","given":"Zoran J.N."},{"family":"Elshout","given":"Pieter M.F."},{"family":"Stam","given":"Gea"},{"family":"Verones","given":"Francesca"},{"family":"Vieira","given":"Marisa"},{"family":"Zijp","given":"Michiel"},{"family":"Hollander","given":"Anne"},{"family":"Zelm","given":"Rosalie","non-dropping-particle":"van"}],"issued":{"date-parts":[["2017",2,1]]}}}],"schema":"https://github.com/citation-style-language/schema/raw/master/csl-citation.json"} </w:instrText>
+      </w:r>
+      <w:r>
+        <w:fldChar w:fldCharType="separate"/>
+      </w:r>
+      <w:r>
+        <w:rPr>
+          <w:rFonts w:ascii="Calibri" w:hAnsi="Calibri" w:cs="Calibri"/>
+          <w:szCs w:val="24"/>
+          <w:vertAlign w:val="superscript"/>
+        </w:rPr>
+        <w:t>5</w:t>
+      </w:r>
+      <w:r>
+        <w:fldChar w:fldCharType="end"/>
+      </w:r>
+      <w:r>
+        <w:t xml:space="preserve"> </w:t>
+      </w:r>
+      <w:r>
+        <w:rPr>
+          <w:b/>
+        </w:rPr>
+        <w:t>Table S6–S8</w:t>
+      </w:r>
+      <w:r>
+        <w:t xml:space="preserve"> </w:t>
+      </w:r>
+      <w:r>
+        <w:t xml:space="preserve">of the ESI </w:t>
+      </w:r>
+      <w:r>
+        <w:t>provide life cycle inventories for each chemical</w:t>
+      </w:r>
+      <w:r>
+        <w:t xml:space="preserve"> production route</w:t>
+      </w:r>
+      <w:r>
+        <w:t xml:space="preserve">. For 2050 projections, a prospective LCA was conducted using </w:t>
+      </w:r>
+      <w:r>
+        <w:rPr>
+          <w:i/>
+        </w:rPr>
+        <w:t>premise</w:t>
+      </w:r>
+      <w:r>
+        <w:t> v2.1.3 framework,</w:t>
+      </w:r>
+      <w:r>
+        <w:fldChar w:fldCharType="begin"/>
+      </w:r>
+      <w:r>
+        <w:instrText xml:space="preserve"> ADDIN ZOTERO_ITEM CSL_CITATION {"citationID":"DwupVMWF","properties":{"formattedCitation":"\\super 6\\nosupersub{}","plainCitation":"6","noteIndex":0},"citationItems":[{"id":289,"uris":["http://zotero.org/users/17660607/items/2K4ECVXA"],"itemData":{"id":289,"type":"article-journal","abstract":"Prospective Life Cycle Assessment (pLCA) is useful to evaluate the environmental performance of current and emerging technologies in the future. Yet, as energy systems and industries are rapidly shifting towards cleaner means of production, pLCA requires an inventory database that encapsulates the expected changes in technol­ ogies and the environment at a given point in time, following specific socio-techno-economic pathways. To this end, this study introduces premise, a tool to streamline the generation of prospective inventory databases for pLCA by integrating scenarios generated by Integrated Assessment Models (IAM). More precisely, premise applies a number of transformations on energy-intensive activities found in the inventory database ecoinvent according to projections provided by the IAM. Unsurprisingly, the study shows that, within a given socio-economic narrative, the climate change mitigation target chosen affects the performance of nearly all activities in the database. This is illustrated by focusing on the effects observed on a few activities, such as systems for direct air capture of CO2, lithium-ion batteries, electricity and clinker production as well as freight transport by road, in relation to the applied sector-based transformation and the chosen climate change mitigation target. This work also discusses the limitations and challenges faced when coupling IAM and LCA databases and what improve­ ments are to be brought in to further facilitate the development of pLCA.","container-title":"Renewable and Sustainable Energy Reviews","DOI":"10.1016/j.rser.2022.112311","ISSN":"13640321","journalAbbreviation":"Renewable and Sustainable Energy Reviews","language":"en","page":"112311","source":"DOI.org (Crossref)","title":"PRospective EnvironMental Impact asSEment (premise): A streamlined approach to producing databases for prospective life cycle assessment using integrated assessment models","title-short":"PRospective EnvironMental Impact asSEment (premise)","volume":"160","author":[{"family":"Sacchi","given":"R."},{"family":"Terlouw","given":"T."},{"family":"Siala","given":"K."},{"family":"Dirnaichner","given":"A."},{"family":"Bauer","given":"C."},{"family":"Cox","given":"B."},{"family":"Mutel","given":"C."},{"family":"Daioglou","given":"V."},{"family":"Luderer","given":"G."}],"issued":{"date-parts":[["2022",5]]}}}],"schema":"https://github.com/citation-style-language/schema/raw/master/csl-citation.json"} </w:instrText>
+      </w:r>
+      <w:r>
+        <w:fldChar w:fldCharType="separate"/>
+      </w:r>
+      <w:r>
+        <w:rPr>
+          <w:rFonts w:ascii="Calibri" w:hAnsi="Calibri" w:cs="Calibri"/>
+          <w:szCs w:val="24"/>
+          <w:vertAlign w:val="superscript"/>
+        </w:rPr>
+        <w:t>6</w:t>
+      </w:r>
+      <w:r>
+        <w:fldChar w:fldCharType="end"/>
+      </w:r>
+      <w:r>
+        <w:t xml:space="preserve"> integrated with </w:t>
+      </w:r>
+      <w:r>
+        <w:t xml:space="preserve">data derived from </w:t>
+      </w:r>
+      <w:r>
+        <w:t xml:space="preserve">Integrated Assessment Models (IAMs). Detailed information on the LCA framework and assumptions can be found in </w:t>
+      </w:r>
+      <w:r>
+        <w:rPr>
+          <w:b/>
+        </w:rPr>
+        <w:t>Section 3</w:t>
+      </w:r>
+      <w:r>
+        <w:t xml:space="preserve"> of the </w:t>
+      </w:r>
+      <w:r>
+        <w:t>ESI</w:t>
+      </w:r>
+      <w:r>
+        <w:t>.</w:t>
+      </w:r>
+    </w:p>
+    <w:p>
+      <w:pPr>
+        <w:pStyle w:val="RSCB08CHeadingIn-line"/>
+      </w:pPr>
+      <w:r>
+        <w:t>Safety assessment</w:t>
+      </w:r>
+    </w:p>
+    <w:p>
+      <w:pPr>
+        <w:pStyle w:val="RSCB02ArticleText"/>
+      </w:pPr>
+      <w:r>
+        <w:t>Safety metrics were evaluated using the Dow Fire and Explosion Index (F&amp;EI) and the trinitrotoluene (TNT)</w:t>
+      </w:r>
+      <w:r>
+        <w:t xml:space="preserve"> equivalency method.</w:t>
+      </w:r>
+      <w:r>
+        <w:fldChar w:fldCharType="begin"/>
+      </w:r>
+      <w:r>
+        <w:instrText xml:space="preserve"> ADDIN ZOTERO_ITEM CSL_CITATION {"citationID":"K93Wuplf","properties":{"formattedCitation":"\\super 7,8\\nosupersub{}","plainCitation":"7,8","noteIndex":0},"citationItems":[{"id":779,"uris":["http://zotero.org/users/17660607/items/BAAZLU94"],"itemData":{"id":779,"type":"book","collection-title":"AIChE technical manual","edition":"7th ed","event-place":"Hoboken","ISBN":"978-0-8169-0623-9","language":"en","number-of-pages":"89","publisher":"John Wiley &amp; Sons, Inc","publisher-place":"Hoboken","source":"K10plus ISBN","title":"Dow's Fire &amp; Explosion Index Hazard Classification Guide","author":[{"family":"American Institute of Chemical Engineers","given":""}],"issued":{"date-parts":[["2010"]]}}},{"id":781,"uris":["http://zotero.org/users/17660607/items/E84FHRXR"],"itemData":{"id":781,"type":"book","call-number":"TP155.5 .C76 2011","collection-title":"Prentice Hall international series in the physical and chemical engineering sciences","edition":"3rd ed","event-place":"Upper Saddle River, NJ","ISBN":"978-0-13-138226-8","language":"en","note":"OCLC: ocn676726134","number-of-pages":"723","publisher":"Prentice Hall","publisher-place":"Upper Saddle River, NJ","source":"Library of Congress ISBN","title":"Chemical process safety: fundamentals with applications","title-short":"Chemical process safety","author":[{"family":"Crowl","given":"Daniel A."},{"family":"Louvar","given":"Joseph F."}],"issued":{"date-parts":[["2011"]]}}}],"schema":"https://github.com/citation-style-language/schema/raw/master/csl-citation.json"} </w:instrText>
+      </w:r>
+      <w:r>
+        <w:fldChar w:fldCharType="separate"/>
+      </w:r>
+      <w:r>
+        <w:rPr>
+          <w:rFonts w:ascii="Calibri" w:hAnsi="Calibri" w:cs="Calibri"/>
+          <w:szCs w:val="24"/>
+          <w:vertAlign w:val="superscript"/>
+        </w:rPr>
+        <w:t>7,8</w:t>
+      </w:r>
+      <w:r>
+        <w:fldChar w:fldCharType="end"/>
+      </w:r>
+      <w:r>
+        <w:t xml:space="preserve"> The Dow F&amp;EI, applied to N</w:t>
+      </w:r>
+      <w:r>
+        <w:rPr>
+          <w:vertAlign w:val="subscript"/>
+        </w:rPr>
+        <w:t>2</w:t>
+      </w:r>
+      <w:r>
+        <w:t>O and H</w:t>
+      </w:r>
+      <w:r>
+        <w:rPr>
+          <w:vertAlign w:val="subscript"/>
+        </w:rPr>
+        <w:t>2</w:t>
+      </w:r>
+      <w:r>
+        <w:t>O</w:t>
+      </w:r>
+      <w:r>
+        <w:rPr>
+          <w:vertAlign w:val="subscript"/>
+        </w:rPr>
+        <w:t>2</w:t>
+      </w:r>
+      <w:r>
+        <w:t xml:space="preserve"> production technologies, quantifies fire and explosion hazards based on material characteristics, process conditions, and equipment configurations. The Dow F&amp;EI values, presented in </w:t>
+      </w:r>
+      <w:r>
+        <w:rPr>
+          <w:b/>
+        </w:rPr>
+        <w:t>Table S9</w:t>
+      </w:r>
+      <w:r>
+        <w:t xml:space="preserve"> of the ESI</w:t>
+      </w:r>
+      <w:r>
+        <w:t>, allow classification into hazard categories (</w:t>
+      </w:r>
+      <w:r>
+        <w:rPr>
+          <w:i/>
+        </w:rPr>
+        <w:t>e.g.</w:t>
+      </w:r>
+      <w:r>
+        <w:t>, light, moderate, severe), aiding risk management and insurance planning. Additionally, the TNT equivalency framework was employed to compare the explosion energy potential of various feedstocks used</w:t>
+      </w:r>
+      <w:r>
+        <w:t>,</w:t>
+      </w:r>
+      <w:r>
+        <w:t xml:space="preserve"> providing a</w:t>
+      </w:r>
+      <w:r>
+        <w:t>n</w:t>
+      </w:r>
+      <w:r>
+        <w:t xml:space="preserve"> effective metric for assessing the relative hazard of different production routes</w:t>
+      </w:r>
+      <w:r>
+        <w:t xml:space="preserve"> (see </w:t>
+      </w:r>
+      <w:r>
+        <w:rPr>
+          <w:b/>
+        </w:rPr>
+        <w:t>Table S10</w:t>
+      </w:r>
+      <w:r>
+        <w:t xml:space="preserve"> of the ESI)</w:t>
+      </w:r>
+      <w:r>
+        <w:t xml:space="preserve">. Further details on </w:t>
+      </w:r>
+      <w:r>
+        <w:t xml:space="preserve">the </w:t>
+      </w:r>
+      <w:r>
+        <w:t xml:space="preserve">safety assessment are presented in </w:t>
+      </w:r>
+      <w:r>
+        <w:rPr>
+          <w:b/>
+        </w:rPr>
+        <w:t>Section 4</w:t>
+      </w:r>
+      <w:r>
+        <w:t xml:space="preserve"> of the ESI.</w:t>
+      </w:r>
+    </w:p>
+    <w:p>
+      <w:pPr>
+        <w:pStyle w:val="RSCB04AHeadingSection"/>
+      </w:pPr>
+      <w:r>
+        <w:t>Results and discussion</w:t>
+      </w:r>
+    </w:p>
+    <w:p>
+      <w:pPr>
+        <w:pStyle w:val="RSCB08CHeadingIn-line"/>
+      </w:pPr>
+      <w:r>
+        <w:t>Economic and environmental performance of N</w:t>
+      </w:r>
+      <w:r>
+        <w:rPr>
+          <w:vertAlign w:val="subscript"/>
+        </w:rPr>
+        <w:t>2</w:t>
+      </w:r>
+      <w:r>
+        <w:t>O production pathways from fossil and green NH</w:t>
+      </w:r>
+      <w:r>
+        <w:rPr>
+          <w:vertAlign w:val="subscript"/>
+        </w:rPr>
+        <w:t>3</w:t>
+      </w:r>
+    </w:p>
+    <w:p>
+      <w:pPr>
+        <w:pStyle w:val="RSCB02ArticleText"/>
+      </w:pPr>
+      <w:r>
+        <w:t>This section evaluates the economic performance and climate change impacts of two N</w:t>
+      </w:r>
+      <w:r>
+        <w:rPr>
+          <w:vertAlign w:val="subscript"/>
+        </w:rPr>
+        <w:t>2</w:t>
+      </w:r>
+      <w:r>
+        <w:t>O production technologies: direct one</w:t>
+      </w:r>
+      <w:r>
+        <w:noBreakHyphen/>
+        <w:t>step oxidation of NH</w:t>
+      </w:r>
+      <w:r>
+        <w:rPr>
+          <w:vertAlign w:val="subscript"/>
+        </w:rPr>
+        <w:t>3</w:t>
+      </w:r>
+      <w:r>
+        <w:t xml:space="preserve"> and conventional five</w:t>
+      </w:r>
+      <w:r>
+        <w:noBreakHyphen/>
+        <w:t>step thermal decomposition of NH</w:t>
+      </w:r>
+      <w:r>
+        <w:rPr>
+          <w:vertAlign w:val="subscript"/>
+        </w:rPr>
+        <w:t>4</w:t>
+      </w:r>
+      <w:r>
+        <w:t>NO</w:t>
+      </w:r>
+      <w:r>
+        <w:rPr>
+          <w:vertAlign w:val="subscript"/>
+        </w:rPr>
+        <w:t>3</w:t>
+      </w:r>
+      <w:r>
+        <w:t xml:space="preserve">, using both fossil (from natural gas reforming) and green </w:t>
+      </w:r>
+      <w:r>
+        <w:t>(utilizing electrolytic H</w:t>
+      </w:r>
+      <w:r>
+        <w:rPr>
+          <w:vertAlign w:val="subscript"/>
+        </w:rPr>
+        <w:t>2</w:t>
+      </w:r>
+      <w:r>
+        <w:t>) NH</w:t>
+      </w:r>
+      <w:r>
+        <w:rPr>
+          <w:vertAlign w:val="subscript"/>
+        </w:rPr>
+        <w:t>3</w:t>
+      </w:r>
+      <w:r>
+        <w:t xml:space="preserve"> as inputs.</w:t>
+      </w:r>
+    </w:p>
+    <w:p>
+      <w:pPr>
+        <w:pStyle w:val="RSCB02ArticleText"/>
+        <w:ind w:firstLine="284"/>
+        <w:rPr>
+          <w:rStyle w:val="06CHeading"/>
+          <w:rFonts w:asciiTheme="minorHAnsi" w:hAnsiTheme="minorHAnsi"/>
+          <w:b w:val="0"/>
+          <w:smallCaps w:val="0"/>
+        </w:rPr>
+      </w:pPr>
+      <w:r>
+        <w:rPr>
+          <w:rStyle w:val="06CHeading"/>
+          <w:rFonts w:asciiTheme="minorHAnsi" w:hAnsiTheme="minorHAnsi"/>
+          <w:b w:val="0"/>
+          <w:smallCaps w:val="0"/>
+        </w:rPr>
+        <w:t xml:space="preserve">As shown in </w:t>
+      </w:r>
+      <w:r>
+        <w:rPr>
+          <w:rStyle w:val="06CHeading"/>
+          <w:rFonts w:asciiTheme="minorHAnsi" w:hAnsiTheme="minorHAnsi"/>
+          <w:smallCaps w:val="0"/>
+        </w:rPr>
+        <w:t>Fig. 2a</w:t>
+      </w:r>
+      <w:r>
+        <w:rPr>
+          <w:rStyle w:val="06CHeading"/>
+          <w:rFonts w:asciiTheme="minorHAnsi" w:hAnsiTheme="minorHAnsi"/>
+          <w:b w:val="0"/>
+          <w:smallCaps w:val="0"/>
+        </w:rPr>
+        <w:t>, the one</w:t>
+      </w:r>
+      <w:r>
+        <w:rPr>
+          <w:rStyle w:val="06CHeading"/>
+          <w:rFonts w:asciiTheme="minorHAnsi" w:hAnsiTheme="minorHAnsi"/>
+          <w:b w:val="0"/>
+          <w:smallCaps w:val="0"/>
+        </w:rPr>
+        <w:noBreakHyphen/>
+        <w:t>step NH</w:t>
+      </w:r>
+      <w:r>
+        <w:rPr>
+          <w:rStyle w:val="06CHeading"/>
+          <w:rFonts w:asciiTheme="minorHAnsi" w:hAnsiTheme="minorHAnsi"/>
+          <w:b w:val="0"/>
+          <w:smallCaps w:val="0"/>
+          <w:vertAlign w:val="subscript"/>
+        </w:rPr>
+        <w:t>3</w:t>
+      </w:r>
+      <w:r>
+        <w:rPr>
+          <w:rStyle w:val="06CHeading"/>
+          <w:rFonts w:asciiTheme="minorHAnsi" w:hAnsiTheme="minorHAnsi"/>
+          <w:b w:val="0"/>
+          <w:smallCaps w:val="0"/>
+        </w:rPr>
+        <w:t xml:space="preserve"> oxidation route consistently demonstrates lower production costs compared to the five</w:t>
+      </w:r>
+      <w:r>
+        <w:rPr>
+          <w:rStyle w:val="06CHeading"/>
+          <w:rFonts w:asciiTheme="minorHAnsi" w:hAnsiTheme="minorHAnsi"/>
+          <w:b w:val="0"/>
+          <w:smallCaps w:val="0"/>
+        </w:rPr>
+        <w:noBreakHyphen/>
+        <w:t>step thermal decomposition pathway. The total cost of N</w:t>
+      </w:r>
+      <w:r>
+        <w:rPr>
+          <w:rStyle w:val="06CHeading"/>
+          <w:rFonts w:asciiTheme="minorHAnsi" w:hAnsiTheme="minorHAnsi"/>
+          <w:b w:val="0"/>
+          <w:smallCaps w:val="0"/>
+          <w:vertAlign w:val="subscript"/>
+        </w:rPr>
+        <w:t>2</w:t>
+      </w:r>
+      <w:r>
+        <w:rPr>
+          <w:rStyle w:val="06CHeading"/>
+          <w:rFonts w:asciiTheme="minorHAnsi" w:hAnsiTheme="minorHAnsi"/>
+          <w:b w:val="0"/>
+          <w:smallCaps w:val="0"/>
+        </w:rPr>
+        <w:t>O is 0.6 USD kg</w:t>
+      </w:r>
+      <w:r>
+        <w:rPr>
+          <w:rStyle w:val="06CHeading"/>
+          <w:rFonts w:asciiTheme="minorHAnsi" w:hAnsiTheme="minorHAnsi"/>
+          <w:b w:val="0"/>
+          <w:smallCaps w:val="0"/>
+          <w:vertAlign w:val="superscript"/>
+        </w:rPr>
+        <w:t>–1</w:t>
+      </w:r>
+      <w:r>
+        <w:rPr>
+          <w:rStyle w:val="06CHeading"/>
+          <w:rFonts w:asciiTheme="minorHAnsi" w:hAnsiTheme="minorHAnsi"/>
+          <w:b w:val="0"/>
+          <w:smallCaps w:val="0"/>
+        </w:rPr>
+        <w:t xml:space="preserve"> for the one</w:t>
+      </w:r>
+      <w:r>
+        <w:rPr>
+          <w:rStyle w:val="06CHeading"/>
+          <w:rFonts w:asciiTheme="minorHAnsi" w:hAnsiTheme="minorHAnsi"/>
+          <w:b w:val="0"/>
+          <w:smallCaps w:val="0"/>
+        </w:rPr>
+        <w:noBreakHyphen/>
+        <w:t>step fossil scenario and 1.2 USD kg</w:t>
+      </w:r>
+      <w:r>
+        <w:rPr>
+          <w:rStyle w:val="06CHeading"/>
+          <w:rFonts w:asciiTheme="minorHAnsi" w:hAnsiTheme="minorHAnsi"/>
+          <w:b w:val="0"/>
+          <w:smallCaps w:val="0"/>
+          <w:vertAlign w:val="superscript"/>
+        </w:rPr>
+        <w:t>–1</w:t>
+      </w:r>
+      <w:r>
+        <w:rPr>
+          <w:rStyle w:val="06CHeading"/>
+          <w:rFonts w:asciiTheme="minorHAnsi" w:hAnsiTheme="minorHAnsi"/>
+          <w:b w:val="0"/>
+          <w:smallCaps w:val="0"/>
+        </w:rPr>
+        <w:t xml:space="preserve"> for the green scenario, compared to 0.9 USD kg</w:t>
+      </w:r>
+      <w:r>
+        <w:rPr>
+          <w:rStyle w:val="06CHeading"/>
+          <w:rFonts w:asciiTheme="minorHAnsi" w:hAnsiTheme="minorHAnsi"/>
+          <w:b w:val="0"/>
+          <w:smallCaps w:val="0"/>
+          <w:vertAlign w:val="superscript"/>
+        </w:rPr>
+        <w:t>–1</w:t>
+      </w:r>
+      <w:r>
+        <w:rPr>
+          <w:rStyle w:val="06CHeading"/>
+          <w:rFonts w:asciiTheme="minorHAnsi" w:hAnsiTheme="minorHAnsi"/>
+          <w:b w:val="0"/>
+          <w:smallCaps w:val="0"/>
+        </w:rPr>
+        <w:t xml:space="preserve"> and 1.4 USD kg</w:t>
+      </w:r>
+      <w:r>
+        <w:rPr>
+          <w:rStyle w:val="06CHeading"/>
+          <w:rFonts w:asciiTheme="minorHAnsi" w:hAnsiTheme="minorHAnsi"/>
+          <w:b w:val="0"/>
+          <w:smallCaps w:val="0"/>
+          <w:vertAlign w:val="superscript"/>
+        </w:rPr>
+        <w:t>–1</w:t>
+      </w:r>
+      <w:r>
+        <w:rPr>
+          <w:rStyle w:val="06CHeading"/>
+          <w:rFonts w:asciiTheme="minorHAnsi" w:hAnsiTheme="minorHAnsi"/>
+          <w:b w:val="0"/>
+          <w:smallCaps w:val="0"/>
+        </w:rPr>
+        <w:t xml:space="preserve"> for the corresponding five</w:t>
+      </w:r>
+      <w:r>
+        <w:rPr>
+          <w:rStyle w:val="06CHeading"/>
+          <w:rFonts w:asciiTheme="minorHAnsi" w:hAnsiTheme="minorHAnsi"/>
+          <w:b w:val="0"/>
+          <w:smallCaps w:val="0"/>
+        </w:rPr>
+        <w:noBreakHyphen/>
+        <w:t>step cases. The cost advantage of the one</w:t>
+      </w:r>
+      <w:r>
+        <w:rPr>
+          <w:rStyle w:val="06CHeading"/>
+          <w:rFonts w:asciiTheme="minorHAnsi" w:hAnsiTheme="minorHAnsi"/>
+          <w:b w:val="0"/>
+          <w:smallCaps w:val="0"/>
+        </w:rPr>
+        <w:noBreakHyphen/>
+        <w:t>step route is mainly attributed to its lower electricity</w:t>
+      </w:r>
+      <w:r>
+        <w:rPr>
+          <w:rStyle w:val="06CHeading"/>
+          <w:rFonts w:asciiTheme="minorHAnsi" w:hAnsiTheme="minorHAnsi"/>
+          <w:b w:val="0"/>
+          <w:smallCaps w:val="0"/>
+        </w:rPr>
+        <w:t xml:space="preserve"> consumption,</w:t>
+      </w:r>
+      <w:r>
+        <w:rPr>
+          <w:rStyle w:val="06CHeading"/>
+          <w:rFonts w:asciiTheme="minorHAnsi" w:hAnsiTheme="minorHAnsi"/>
+          <w:b w:val="0"/>
+          <w:smallCaps w:val="0"/>
+        </w:rPr>
+        <w:t xml:space="preserve"> primarily due to </w:t>
+      </w:r>
+      <w:r>
+        <w:rPr>
+          <w:rStyle w:val="06CHeading"/>
+          <w:rFonts w:asciiTheme="minorHAnsi" w:hAnsiTheme="minorHAnsi"/>
+          <w:b w:val="0"/>
+          <w:smallCaps w:val="0"/>
+        </w:rPr>
+        <w:t>minimal pressure fluctuations</w:t>
+      </w:r>
+      <w:r>
+        <w:rPr>
+          <w:rStyle w:val="06CHeading"/>
+          <w:rFonts w:asciiTheme="minorHAnsi" w:hAnsiTheme="minorHAnsi"/>
+          <w:b w:val="0"/>
+          <w:smallCaps w:val="0"/>
+        </w:rPr>
+        <w:t xml:space="preserve"> required in comparison to the five</w:t>
+      </w:r>
+      <w:r>
+        <w:rPr>
+          <w:rStyle w:val="06CHeading"/>
+          <w:rFonts w:asciiTheme="minorHAnsi" w:hAnsiTheme="minorHAnsi"/>
+          <w:b w:val="0"/>
+          <w:smallCaps w:val="0"/>
+        </w:rPr>
+        <w:noBreakHyphen/>
+        <w:t>step scenario. Moreover, the one</w:t>
+      </w:r>
+      <w:r>
+        <w:rPr>
+          <w:rStyle w:val="06CHeading"/>
+          <w:rFonts w:asciiTheme="minorHAnsi" w:hAnsiTheme="minorHAnsi"/>
+          <w:b w:val="0"/>
+          <w:smallCaps w:val="0"/>
+        </w:rPr>
+        <w:noBreakHyphen/>
+        <w:t>step route requires four times lower capital expenditure (CAPEX) in comparison to the five</w:t>
+      </w:r>
+      <w:r>
+        <w:rPr>
+          <w:rStyle w:val="06CHeading"/>
+          <w:rFonts w:asciiTheme="minorHAnsi" w:hAnsiTheme="minorHAnsi"/>
+          <w:b w:val="0"/>
+          <w:smallCaps w:val="0"/>
+        </w:rPr>
+        <w:noBreakHyphen/>
+        <w:t>step route. Notably, NH</w:t>
+      </w:r>
+      <w:r>
+        <w:rPr>
+          <w:rStyle w:val="06CHeading"/>
+          <w:rFonts w:asciiTheme="minorHAnsi" w:hAnsiTheme="minorHAnsi"/>
+          <w:b w:val="0"/>
+          <w:smallCaps w:val="0"/>
+          <w:vertAlign w:val="subscript"/>
+        </w:rPr>
+        <w:t>3</w:t>
+      </w:r>
+      <w:r>
+        <w:rPr>
+          <w:rStyle w:val="06CHeading"/>
+          <w:rFonts w:asciiTheme="minorHAnsi" w:hAnsiTheme="minorHAnsi"/>
+          <w:b w:val="0"/>
+          <w:smallCaps w:val="0"/>
+        </w:rPr>
+        <w:t xml:space="preserve"> remains the dominant cost drive across technologies, contributing around 85% to the overall costs on average.</w:t>
+      </w:r>
+    </w:p>
+    <w:p>
+      <w:pPr>
+        <w:pStyle w:val="RSCB02ArticleText"/>
+        <w:ind w:firstLine="284"/>
+        <w:rPr>
+          <w:rStyle w:val="06CHeading"/>
+          <w:rFonts w:asciiTheme="minorHAnsi" w:hAnsiTheme="minorHAnsi"/>
+          <w:b w:val="0"/>
+          <w:smallCaps w:val="0"/>
+        </w:rPr>
+      </w:pPr>
+      <w:r>
+        <w:rPr>
+          <w:rStyle w:val="06CHeading"/>
+          <w:rFonts w:asciiTheme="minorHAnsi" w:hAnsiTheme="minorHAnsi"/>
+          <w:smallCaps w:val="0"/>
+        </w:rPr>
+        <w:t>Fig. 2b</w:t>
+      </w:r>
+      <w:r>
+        <w:rPr>
+          <w:rStyle w:val="06CHeading"/>
+          <w:rFonts w:asciiTheme="minorHAnsi" w:hAnsiTheme="minorHAnsi"/>
+          <w:b w:val="0"/>
+          <w:smallCaps w:val="0"/>
+        </w:rPr>
+        <w:t xml:space="preserve"> presents the cradle</w:t>
+      </w:r>
+      <w:r>
+        <w:rPr>
+          <w:rStyle w:val="06CHeading"/>
+          <w:rFonts w:asciiTheme="minorHAnsi" w:hAnsiTheme="minorHAnsi"/>
+          <w:b w:val="0"/>
+          <w:smallCaps w:val="0"/>
+        </w:rPr>
+        <w:noBreakHyphen/>
+        <w:t>to</w:t>
+      </w:r>
+      <w:r>
+        <w:rPr>
+          <w:rStyle w:val="06CHeading"/>
+          <w:rFonts w:asciiTheme="minorHAnsi" w:hAnsiTheme="minorHAnsi"/>
+          <w:b w:val="0"/>
+          <w:smallCaps w:val="0"/>
+        </w:rPr>
+        <w:noBreakHyphen/>
+        <w:t>gate climate change impacts associated with each N</w:t>
+      </w:r>
+      <w:r>
+        <w:rPr>
+          <w:rStyle w:val="06CHeading"/>
+          <w:rFonts w:asciiTheme="minorHAnsi" w:hAnsiTheme="minorHAnsi"/>
+          <w:b w:val="0"/>
+          <w:smallCaps w:val="0"/>
+          <w:vertAlign w:val="subscript"/>
+        </w:rPr>
+        <w:t>2</w:t>
+      </w:r>
+      <w:r>
+        <w:rPr>
+          <w:rStyle w:val="06CHeading"/>
+          <w:rFonts w:asciiTheme="minorHAnsi" w:hAnsiTheme="minorHAnsi"/>
+          <w:b w:val="0"/>
+          <w:smallCaps w:val="0"/>
+        </w:rPr>
+        <w:t>O production pathway.</w:t>
+      </w:r>
+      <w:r>
+        <w:rPr>
+          <w:rStyle w:val="06CHeading"/>
+          <w:rFonts w:asciiTheme="minorHAnsi" w:hAnsiTheme="minorHAnsi"/>
+          <w:b w:val="0"/>
+          <w:smallCaps w:val="0"/>
+        </w:rPr>
+        <w:t xml:space="preserve"> Under the fossil</w:t>
+      </w:r>
+      <w:r>
+        <w:rPr>
+          <w:rStyle w:val="06CHeading"/>
+          <w:rFonts w:asciiTheme="minorHAnsi" w:hAnsiTheme="minorHAnsi"/>
+          <w:b w:val="0"/>
+          <w:smallCaps w:val="0"/>
+        </w:rPr>
+        <w:noBreakHyphen/>
+        <w:t>based route, the one</w:t>
+      </w:r>
+      <w:r>
+        <w:rPr>
+          <w:rStyle w:val="06CHeading"/>
+          <w:rFonts w:asciiTheme="minorHAnsi" w:hAnsiTheme="minorHAnsi"/>
+          <w:b w:val="0"/>
+          <w:smallCaps w:val="0"/>
+        </w:rPr>
+        <w:noBreakHyphen/>
+        <w:t xml:space="preserve">step process has a lower impact of </w:t>
+      </w:r>
+      <w:r>
+        <w:rPr>
+          <w:rStyle w:val="06CHeading"/>
+          <w:rFonts w:asciiTheme="minorHAnsi" w:hAnsiTheme="minorHAnsi"/>
+          <w:b w:val="0"/>
+          <w:i/>
+          <w:smallCaps w:val="0"/>
+        </w:rPr>
+        <w:t>ca</w:t>
+      </w:r>
+      <w:r>
+        <w:rPr>
+          <w:rStyle w:val="06CHeading"/>
+          <w:rFonts w:asciiTheme="minorHAnsi" w:hAnsiTheme="minorHAnsi"/>
+          <w:b w:val="0"/>
+          <w:smallCaps w:val="0"/>
+        </w:rPr>
+        <w:t>.</w:t>
+      </w:r>
+      <w:r>
+        <w:rPr>
+          <w:rStyle w:val="06CHeading"/>
+          <w:rFonts w:asciiTheme="minorHAnsi" w:hAnsiTheme="minorHAnsi"/>
+          <w:b w:val="0"/>
+          <w:smallCaps w:val="0"/>
+        </w:rPr>
+        <w:t xml:space="preserve"> 2.8 kg CO</w:t>
+      </w:r>
+      <w:r>
+        <w:rPr>
+          <w:rStyle w:val="06CHeading"/>
+          <w:rFonts w:asciiTheme="minorHAnsi" w:hAnsiTheme="minorHAnsi"/>
+          <w:b w:val="0"/>
+          <w:smallCaps w:val="0"/>
+          <w:vertAlign w:val="subscript"/>
+        </w:rPr>
+        <w:t>2</w:t>
+      </w:r>
+      <w:r>
+        <w:rPr>
+          <w:rStyle w:val="06CHeading"/>
+          <w:rFonts w:asciiTheme="minorHAnsi" w:hAnsiTheme="minorHAnsi"/>
+          <w:b w:val="0"/>
+          <w:smallCaps w:val="0"/>
+        </w:rPr>
+        <w:noBreakHyphen/>
+      </w:r>
+      <w:r>
+        <w:rPr>
+          <w:rStyle w:val="06CHeading"/>
+          <w:rFonts w:asciiTheme="minorHAnsi" w:hAnsiTheme="minorHAnsi"/>
+          <w:b w:val="0"/>
+          <w:smallCaps w:val="0"/>
+        </w:rPr>
+        <w:t>eq kg</w:t>
+      </w:r>
+      <w:r>
+        <w:rPr>
+          <w:rStyle w:val="06CHeading"/>
+          <w:rFonts w:asciiTheme="minorHAnsi" w:hAnsiTheme="minorHAnsi"/>
+          <w:b w:val="0"/>
+          <w:smallCaps w:val="0"/>
+          <w:vertAlign w:val="superscript"/>
+        </w:rPr>
+        <w:t>–1</w:t>
+      </w:r>
+      <w:r>
+        <w:rPr>
+          <w:rStyle w:val="06CHeading"/>
+          <w:rFonts w:asciiTheme="minorHAnsi" w:hAnsiTheme="minorHAnsi"/>
+          <w:b w:val="0"/>
+          <w:smallCaps w:val="0"/>
+        </w:rPr>
+        <w:t xml:space="preserve"> N</w:t>
+      </w:r>
+      <w:r>
+        <w:rPr>
+          <w:rStyle w:val="06CHeading"/>
+          <w:rFonts w:asciiTheme="minorHAnsi" w:hAnsiTheme="minorHAnsi"/>
+          <w:b w:val="0"/>
+          <w:smallCaps w:val="0"/>
+          <w:vertAlign w:val="subscript"/>
+        </w:rPr>
+        <w:t>2</w:t>
+      </w:r>
+      <w:r>
+        <w:rPr>
+          <w:rStyle w:val="06CHeading"/>
+          <w:rFonts w:asciiTheme="minorHAnsi" w:hAnsiTheme="minorHAnsi"/>
+          <w:b w:val="0"/>
+          <w:smallCaps w:val="0"/>
+        </w:rPr>
+        <w:t>O compared to 3.</w:t>
+      </w:r>
+      <w:r>
+        <w:rPr>
+          <w:rStyle w:val="06CHeading"/>
+          <w:rFonts w:asciiTheme="minorHAnsi" w:hAnsiTheme="minorHAnsi"/>
+          <w:b w:val="0"/>
+          <w:smallCaps w:val="0"/>
+        </w:rPr>
+        <w:t>4 kg CO</w:t>
+      </w:r>
+      <w:r>
+        <w:rPr>
+          <w:rStyle w:val="06CHeading"/>
+          <w:rFonts w:asciiTheme="minorHAnsi" w:hAnsiTheme="minorHAnsi"/>
+          <w:b w:val="0"/>
+          <w:smallCaps w:val="0"/>
+          <w:vertAlign w:val="subscript"/>
+        </w:rPr>
+        <w:t>2</w:t>
+      </w:r>
+      <w:r>
+        <w:rPr>
+          <w:rStyle w:val="06CHeading"/>
+          <w:rFonts w:asciiTheme="minorHAnsi" w:hAnsiTheme="minorHAnsi"/>
+          <w:b w:val="0"/>
+          <w:smallCaps w:val="0"/>
+        </w:rPr>
+        <w:noBreakHyphen/>
+      </w:r>
+      <w:r>
+        <w:rPr>
+          <w:rStyle w:val="06CHeading"/>
+          <w:rFonts w:asciiTheme="minorHAnsi" w:hAnsiTheme="minorHAnsi"/>
+          <w:b w:val="0"/>
+          <w:smallCaps w:val="0"/>
+        </w:rPr>
+        <w:t>eq kg</w:t>
+      </w:r>
+      <w:r>
+        <w:rPr>
+          <w:rStyle w:val="06CHeading"/>
+          <w:rFonts w:asciiTheme="minorHAnsi" w:hAnsiTheme="minorHAnsi"/>
+          <w:b w:val="0"/>
+          <w:smallCaps w:val="0"/>
+          <w:vertAlign w:val="superscript"/>
+        </w:rPr>
+        <w:t>–1</w:t>
+      </w:r>
+      <w:r>
+        <w:rPr>
+          <w:rStyle w:val="06CHeading"/>
+          <w:rFonts w:asciiTheme="minorHAnsi" w:hAnsiTheme="minorHAnsi"/>
+          <w:b w:val="0"/>
+          <w:smallCaps w:val="0"/>
+          <w:vertAlign w:val="superscript"/>
+        </w:rPr>
+        <w:t xml:space="preserve"> </w:t>
+      </w:r>
+      <w:r>
+        <w:rPr>
+          <w:rStyle w:val="06CHeading"/>
+          <w:rFonts w:asciiTheme="minorHAnsi" w:hAnsiTheme="minorHAnsi"/>
+          <w:b w:val="0"/>
+          <w:smallCaps w:val="0"/>
+        </w:rPr>
+        <w:t>for the five</w:t>
+      </w:r>
+      <w:r>
+        <w:rPr>
+          <w:rStyle w:val="06CHeading"/>
+          <w:rFonts w:asciiTheme="minorHAnsi" w:hAnsiTheme="minorHAnsi"/>
+          <w:b w:val="0"/>
+          <w:smallCaps w:val="0"/>
+        </w:rPr>
+        <w:noBreakHyphen/>
+        <w:t>step route. The lower impacts in the one</w:t>
+      </w:r>
+      <w:r>
+        <w:rPr>
+          <w:rStyle w:val="06CHeading"/>
+          <w:rFonts w:asciiTheme="minorHAnsi" w:hAnsiTheme="minorHAnsi"/>
+          <w:b w:val="0"/>
+          <w:smallCaps w:val="0"/>
+        </w:rPr>
+        <w:noBreakHyphen/>
+        <w:t>step route</w:t>
+      </w:r>
+      <w:r>
+        <w:rPr>
+          <w:rStyle w:val="06CHeading"/>
+          <w:rFonts w:asciiTheme="minorHAnsi" w:hAnsiTheme="minorHAnsi"/>
+          <w:b w:val="0"/>
+          <w:smallCaps w:val="0"/>
+        </w:rPr>
+        <w:t>s</w:t>
+      </w:r>
+      <w:r>
+        <w:rPr>
+          <w:rStyle w:val="06CHeading"/>
+          <w:rFonts w:asciiTheme="minorHAnsi" w:hAnsiTheme="minorHAnsi"/>
+          <w:b w:val="0"/>
+          <w:smallCaps w:val="0"/>
+        </w:rPr>
+        <w:t xml:space="preserve"> </w:t>
+      </w:r>
+      <w:r>
+        <w:rPr>
+          <w:rStyle w:val="06CHeading"/>
+          <w:rFonts w:asciiTheme="minorHAnsi" w:hAnsiTheme="minorHAnsi"/>
+          <w:b w:val="0"/>
+          <w:smallCaps w:val="0"/>
+        </w:rPr>
+        <w:t>are</w:t>
+      </w:r>
+      <w:r>
+        <w:rPr>
+          <w:rStyle w:val="06CHeading"/>
+          <w:rFonts w:asciiTheme="minorHAnsi" w:hAnsiTheme="minorHAnsi"/>
+          <w:b w:val="0"/>
+          <w:smallCaps w:val="0"/>
+        </w:rPr>
+        <w:t xml:space="preserve"> primarily due to reduced electricity use in the process. This trend remains consistent when green </w:t>
+      </w:r>
+      <w:r>
+        <w:rPr>
+          <w:rStyle w:val="06CHeading"/>
+          <w:rFonts w:asciiTheme="minorHAnsi" w:hAnsiTheme="minorHAnsi"/>
+          <w:b w:val="0"/>
+          <w:smallCaps w:val="0"/>
+        </w:rPr>
+        <w:t>NH</w:t>
+      </w:r>
+      <w:r>
+        <w:rPr>
+          <w:rStyle w:val="06CHeading"/>
+          <w:rFonts w:asciiTheme="minorHAnsi" w:hAnsiTheme="minorHAnsi"/>
+          <w:b w:val="0"/>
+          <w:smallCaps w:val="0"/>
+          <w:vertAlign w:val="subscript"/>
+        </w:rPr>
+        <w:t>3</w:t>
+      </w:r>
+      <w:r>
+        <w:rPr>
+          <w:rStyle w:val="06CHeading"/>
+          <w:rFonts w:asciiTheme="minorHAnsi" w:hAnsiTheme="minorHAnsi"/>
+          <w:b w:val="0"/>
+          <w:smallCaps w:val="0"/>
+        </w:rPr>
+        <w:t xml:space="preserve"> is used, with impacts 0.7 </w:t>
+      </w:r>
+      <w:r>
+        <w:rPr>
+          <w:rStyle w:val="06CHeading"/>
+          <w:rFonts w:asciiTheme="minorHAnsi" w:hAnsiTheme="minorHAnsi"/>
+          <w:b w:val="0"/>
+          <w:smallCaps w:val="0"/>
+        </w:rPr>
+        <w:t>vs</w:t>
+      </w:r>
+      <w:r>
+        <w:rPr>
+          <w:rStyle w:val="06CHeading"/>
+          <w:rFonts w:asciiTheme="minorHAnsi" w:hAnsiTheme="minorHAnsi"/>
+          <w:b w:val="0"/>
+          <w:smallCaps w:val="0"/>
+        </w:rPr>
+        <w:t>. 1.1 kg CO</w:t>
+      </w:r>
+      <w:r>
+        <w:rPr>
+          <w:rStyle w:val="06CHeading"/>
+          <w:rFonts w:asciiTheme="minorHAnsi" w:hAnsiTheme="minorHAnsi"/>
+          <w:b w:val="0"/>
+          <w:smallCaps w:val="0"/>
+          <w:vertAlign w:val="subscript"/>
+        </w:rPr>
+        <w:t>2</w:t>
+      </w:r>
+      <w:r>
+        <w:rPr>
+          <w:rStyle w:val="06CHeading"/>
+          <w:rFonts w:asciiTheme="minorHAnsi" w:hAnsiTheme="minorHAnsi"/>
+          <w:b w:val="0"/>
+          <w:smallCaps w:val="0"/>
+        </w:rPr>
+        <w:noBreakHyphen/>
+      </w:r>
+      <w:r>
+        <w:rPr>
+          <w:rStyle w:val="06CHeading"/>
+          <w:rFonts w:asciiTheme="minorHAnsi" w:hAnsiTheme="minorHAnsi"/>
+          <w:b w:val="0"/>
+          <w:smallCaps w:val="0"/>
+        </w:rPr>
+        <w:t>eq kg</w:t>
+      </w:r>
+      <w:r>
+        <w:rPr>
+          <w:rStyle w:val="06CHeading"/>
+          <w:rFonts w:asciiTheme="minorHAnsi" w:hAnsiTheme="minorHAnsi"/>
+          <w:b w:val="0"/>
+          <w:smallCaps w:val="0"/>
+          <w:vertAlign w:val="superscript"/>
+        </w:rPr>
+        <w:t>–1</w:t>
+      </w:r>
+      <w:r>
+        <w:rPr>
+          <w:rStyle w:val="06CHeading"/>
+          <w:rFonts w:asciiTheme="minorHAnsi" w:hAnsiTheme="minorHAnsi"/>
+          <w:b w:val="0"/>
+          <w:smallCaps w:val="0"/>
+        </w:rPr>
+        <w:t xml:space="preserve"> N</w:t>
+      </w:r>
+      <w:r>
+        <w:rPr>
+          <w:rStyle w:val="06CHeading"/>
+          <w:rFonts w:asciiTheme="minorHAnsi" w:hAnsiTheme="minorHAnsi"/>
+          <w:b w:val="0"/>
+          <w:smallCaps w:val="0"/>
+          <w:vertAlign w:val="subscript"/>
+        </w:rPr>
+        <w:t>2</w:t>
+      </w:r>
+      <w:r>
+        <w:rPr>
+          <w:rStyle w:val="06CHeading"/>
+          <w:rFonts w:asciiTheme="minorHAnsi" w:hAnsiTheme="minorHAnsi"/>
+          <w:b w:val="0"/>
+          <w:smallCaps w:val="0"/>
+        </w:rPr>
+        <w:t>O for the one</w:t>
+      </w:r>
+      <w:r>
+        <w:rPr>
+          <w:rStyle w:val="06CHeading"/>
+          <w:rFonts w:asciiTheme="minorHAnsi" w:hAnsiTheme="minorHAnsi"/>
+          <w:b w:val="0"/>
+          <w:smallCaps w:val="0"/>
+        </w:rPr>
+        <w:noBreakHyphen/>
+        <w:t xml:space="preserve"> and five</w:t>
+      </w:r>
+      <w:r>
+        <w:rPr>
+          <w:rStyle w:val="06CHeading"/>
+          <w:rFonts w:asciiTheme="minorHAnsi" w:hAnsiTheme="minorHAnsi"/>
+          <w:b w:val="0"/>
+          <w:smallCaps w:val="0"/>
+        </w:rPr>
+        <w:noBreakHyphen/>
+        <w:t>step processes, respectively. Similar to the production costs, NH</w:t>
+      </w:r>
+      <w:r>
+        <w:rPr>
+          <w:rStyle w:val="06CHeading"/>
+          <w:rFonts w:asciiTheme="minorHAnsi" w:hAnsiTheme="minorHAnsi"/>
+          <w:b w:val="0"/>
+          <w:smallCaps w:val="0"/>
+          <w:vertAlign w:val="subscript"/>
+        </w:rPr>
+        <w:t>3</w:t>
+      </w:r>
+      <w:r>
+        <w:rPr>
+          <w:rStyle w:val="06CHeading"/>
+          <w:rFonts w:asciiTheme="minorHAnsi" w:hAnsiTheme="minorHAnsi"/>
+          <w:b w:val="0"/>
+          <w:smallCaps w:val="0"/>
+        </w:rPr>
+        <w:t xml:space="preserve"> is </w:t>
+      </w:r>
+      <w:r>
+        <w:rPr>
+          <w:rStyle w:val="06CHeading"/>
+          <w:rFonts w:asciiTheme="minorHAnsi" w:hAnsiTheme="minorHAnsi"/>
+          <w:b w:val="0"/>
+          <w:smallCaps w:val="0"/>
+        </w:rPr>
+        <w:t>the largest contributor to the climate change impacts, especially in the fossil scenarios.</w:t>
+      </w:r>
+    </w:p>
+    <w:p>
+      <w:pPr>
+        <w:pStyle w:val="RSCB02ArticleText"/>
+        <w:ind w:firstLine="284"/>
+        <w:rPr>
+          <w:rStyle w:val="06CHeading"/>
+          <w:rFonts w:asciiTheme="minorHAnsi" w:hAnsiTheme="minorHAnsi"/>
+          <w:b w:val="0"/>
+          <w:smallCaps w:val="0"/>
+        </w:rPr>
+      </w:pPr>
+      <w:r>
+        <w:rPr>
+          <w:rStyle w:val="06CHeading"/>
+          <w:rFonts w:asciiTheme="minorHAnsi" w:hAnsiTheme="minorHAnsi"/>
+          <w:b w:val="0"/>
+          <w:smallCaps w:val="0"/>
+        </w:rPr>
+        <w:t xml:space="preserve">Projections for 2050 under a decarbonized electricity mix (purple diamond in </w:t>
+      </w:r>
+      <w:r>
+        <w:rPr>
+          <w:rStyle w:val="06CHeading"/>
+          <w:rFonts w:asciiTheme="minorHAnsi" w:hAnsiTheme="minorHAnsi"/>
+          <w:smallCaps w:val="0"/>
+        </w:rPr>
+        <w:t>Fig. 2</w:t>
+      </w:r>
+      <w:r>
+        <w:rPr>
+          <w:rStyle w:val="06CHeading"/>
+          <w:rFonts w:asciiTheme="minorHAnsi" w:hAnsiTheme="minorHAnsi"/>
+          <w:b w:val="0"/>
+          <w:smallCaps w:val="0"/>
+        </w:rPr>
+        <w:t>) demonstrate potential reductions in both cost (except for fossil scenarios) and climate change impacts. The climate change impacts of N</w:t>
+      </w:r>
+      <w:r>
+        <w:rPr>
+          <w:rStyle w:val="06CHeading"/>
+          <w:rFonts w:asciiTheme="minorHAnsi" w:hAnsiTheme="minorHAnsi"/>
+          <w:b w:val="0"/>
+          <w:smallCaps w:val="0"/>
+          <w:vertAlign w:val="subscript"/>
+        </w:rPr>
+        <w:t>2</w:t>
+      </w:r>
+      <w:r>
+        <w:rPr>
+          <w:rStyle w:val="06CHeading"/>
+          <w:rFonts w:asciiTheme="minorHAnsi" w:hAnsiTheme="minorHAnsi"/>
+          <w:b w:val="0"/>
+          <w:smallCaps w:val="0"/>
+        </w:rPr>
+        <w:t>O production drop by 10% and 70% on average in the fossil and green scenarios, respectively. The main reductions in the fossil</w:t>
+      </w:r>
+      <w:r>
+        <w:rPr>
+          <w:rStyle w:val="06CHeading"/>
+          <w:rFonts w:asciiTheme="minorHAnsi" w:hAnsiTheme="minorHAnsi"/>
+          <w:b w:val="0"/>
+          <w:smallCaps w:val="0"/>
+        </w:rPr>
+        <w:noBreakHyphen/>
+        <w:t>based scenarios are due to the decarbonized electricity used in the future</w:t>
+      </w:r>
+      <w:r>
+        <w:rPr>
+          <w:rStyle w:val="06CHeading"/>
+          <w:rFonts w:asciiTheme="minorHAnsi" w:hAnsiTheme="minorHAnsi"/>
+          <w:b w:val="0"/>
+          <w:smallCaps w:val="0"/>
+        </w:rPr>
+        <w:t>,</w:t>
+      </w:r>
+      <w:r>
+        <w:rPr>
+          <w:rStyle w:val="06CHeading"/>
+          <w:rFonts w:asciiTheme="minorHAnsi" w:hAnsiTheme="minorHAnsi"/>
+          <w:b w:val="0"/>
+          <w:smallCaps w:val="0"/>
+        </w:rPr>
+        <w:t xml:space="preserve"> while the main reductions in the green scenario are due to both decarbonized electricity and potential efficiency improvements in wind electricity generation</w:t>
+      </w:r>
+      <w:r>
+        <w:rPr>
+          <w:rStyle w:val="06CHeading"/>
+          <w:rFonts w:asciiTheme="minorHAnsi" w:hAnsiTheme="minorHAnsi"/>
+          <w:b w:val="0"/>
+          <w:smallCaps w:val="0"/>
+        </w:rPr>
+        <w:t>, which</w:t>
+      </w:r>
+      <w:r>
+        <w:rPr>
+          <w:rStyle w:val="06CHeading"/>
+          <w:rFonts w:asciiTheme="minorHAnsi" w:hAnsiTheme="minorHAnsi"/>
+          <w:b w:val="0"/>
+          <w:smallCaps w:val="0"/>
+        </w:rPr>
+        <w:t xml:space="preserve"> is used to power the electroly</w:t>
+      </w:r>
+      <w:r>
+        <w:rPr>
+          <w:rStyle w:val="06CHeading"/>
+          <w:rFonts w:asciiTheme="minorHAnsi" w:hAnsiTheme="minorHAnsi"/>
+          <w:b w:val="0"/>
+          <w:smallCaps w:val="0"/>
+        </w:rPr>
+        <w:t>s</w:t>
+      </w:r>
+      <w:r>
+        <w:rPr>
+          <w:rStyle w:val="06CHeading"/>
+          <w:rFonts w:asciiTheme="minorHAnsi" w:hAnsiTheme="minorHAnsi"/>
+          <w:b w:val="0"/>
+          <w:smallCaps w:val="0"/>
+        </w:rPr>
+        <w:t>er unit to produce H</w:t>
+      </w:r>
+      <w:r>
+        <w:rPr>
+          <w:rStyle w:val="06CHeading"/>
+          <w:rFonts w:asciiTheme="minorHAnsi" w:hAnsiTheme="minorHAnsi"/>
+          <w:b w:val="0"/>
+          <w:smallCaps w:val="0"/>
+          <w:vertAlign w:val="subscript"/>
+        </w:rPr>
+        <w:t>2</w:t>
+      </w:r>
+      <w:r>
+        <w:rPr>
+          <w:rStyle w:val="06CHeading"/>
+          <w:rFonts w:asciiTheme="minorHAnsi" w:hAnsiTheme="minorHAnsi"/>
+          <w:b w:val="0"/>
+          <w:smallCaps w:val="0"/>
+        </w:rPr>
+        <w:t xml:space="preserve"> and </w:t>
+      </w:r>
+      <w:r>
+        <w:rPr>
+          <w:rStyle w:val="06CHeading"/>
+          <w:rFonts w:asciiTheme="minorHAnsi" w:hAnsiTheme="minorHAnsi"/>
+          <w:b w:val="0"/>
+          <w:smallCaps w:val="0"/>
+        </w:rPr>
+        <w:t>subsequently</w:t>
+      </w:r>
+      <w:r>
+        <w:rPr>
+          <w:rStyle w:val="06CHeading"/>
+          <w:rFonts w:asciiTheme="minorHAnsi" w:hAnsiTheme="minorHAnsi"/>
+          <w:b w:val="0"/>
+          <w:smallCaps w:val="0"/>
+        </w:rPr>
+        <w:t xml:space="preserve"> </w:t>
+      </w:r>
+      <w:r>
+        <w:rPr>
+          <w:rStyle w:val="06CHeading"/>
+          <w:rFonts w:asciiTheme="minorHAnsi" w:hAnsiTheme="minorHAnsi"/>
+          <w:b w:val="0"/>
+          <w:smallCaps w:val="0"/>
+        </w:rPr>
+        <w:t>NH</w:t>
+      </w:r>
+      <w:r>
+        <w:rPr>
+          <w:rStyle w:val="06CHeading"/>
+          <w:rFonts w:asciiTheme="minorHAnsi" w:hAnsiTheme="minorHAnsi"/>
+          <w:b w:val="0"/>
+          <w:smallCaps w:val="0"/>
+          <w:vertAlign w:val="subscript"/>
+        </w:rPr>
+        <w:t>3</w:t>
+      </w:r>
+      <w:r>
+        <w:rPr>
+          <w:rStyle w:val="06CHeading"/>
+          <w:rFonts w:asciiTheme="minorHAnsi" w:hAnsiTheme="minorHAnsi"/>
+          <w:b w:val="0"/>
+          <w:smallCaps w:val="0"/>
+        </w:rPr>
+        <w:t>.</w:t>
+      </w:r>
+      <w:r>
+        <w:rPr>
+          <w:rStyle w:val="06CHeading"/>
+          <w:rFonts w:asciiTheme="minorHAnsi" w:hAnsiTheme="minorHAnsi"/>
+          <w:b w:val="0"/>
+          <w:smallCaps w:val="0"/>
+        </w:rPr>
+        <w:fldChar w:fldCharType="begin"/>
+      </w:r>
+      <w:r>
+        <w:rPr>
+          <w:rStyle w:val="06CHeading"/>
+          <w:rFonts w:asciiTheme="minorHAnsi" w:hAnsiTheme="minorHAnsi"/>
+          <w:b w:val="0"/>
+          <w:smallCaps w:val="0"/>
+        </w:rPr>
+        <w:instrText xml:space="preserve"> ADDIN ZOTERO_ITEM CSL_CITATION {"citationID":"wHHSm3g5","properties":{"formattedCitation":"\\super 9\\nosupersub{}","plainCitation":"9","noteIndex":0},"citationItems":[{"id":682,"uris":["http://zotero.org/users/local/gMmtBwrT/items/63BSIPDP","http://zotero.org/users/17660607/items/63BSIPDP"],"itemData":{"id":682,"type":"article-journal","abstract":"The grand transition towards green pathways for chemical production, alongside ambitious climate policies, could achieve 90% reduction in climate change impacts by 2050, while fossil routes offer a reduction of 10% in the best case.\n          , \n            \n              New and enhanced processes will not be the only drivers toward a sustainable chemical industry. Implementing climate policies will impact all components of the chemical supply chain over the following decades, making improvements in energy generation, material extraction, or transportation contribute to reducing the overall impacts of chemical technologies. Including this synergistic effect when comparing technologies offers a clearer vision of their future potential and may allow researchers to support their sustainability propositions more strongly. Ammonia and methanol production account for more than fifty percent of the CO\n              2\n              emissions in this industry and are, therefore, excellent case studies. This work performs a prospective life cycle assessment until 2050 for fossil, blue, wind, and solar-based technologies under climate policies aiming to limit the global temperature rise to 1.5 °C, 2 °C, or 3.5 °C. The first finding is the inability of fossil-based routes to reduce their CO\n              2\n              emissions beyond 10% by 2050 without tailored decarbonisation strategies, regardless of the chemical and climate policy considered. In contrast, green routes may produce chemicals with around 90% fewer emissions than today and even with net negative emissions (on a cradle-to-gate basis), as in the case of methanol (up to −1.4 kg CO\n              2\n              -eq per kg), mainly due to the contributions of technology development and increasing penetration of renewable energies. Overall, the combined production of these chemicals could be net-zero by 2050 despite their predicted two to fivefold increase in demand. Lastly, we propose a roadmap for progressive implementation by 2050 of green routes in 26 regions worldwide, applying the criterion of at least 80% reduction in climate change impacts when compared to their fossil alternatives. Furthermore, an exploratory prospective techno-economic assessment showed that by 2050, green routes could become more economically attractive. This work offers quantitative arguments to reinforce research, development, and policymaking efforts on green chemical routes reliant on renewable energies.","container-title":"Green Chemistry","DOI":"10.1039/D4GC00392F","ISSN":"1463-9262, 1463-9270","issue":"11","journalAbbreviation":"Green Chem.","language":"en","page":"6461-6469","source":"DOI.org (Crossref)","title":"Integrating climate policies in the sustainability analysis of green chemicals","volume":"26","author":[{"family":"Nabera","given":"Abhinandan"},{"family":"José Martín","given":"Antonio"},{"family":"Istrate","given":"Robert"},{"family":"Pérez-Ramírez","given":"Javier"},{"family":"Guillén-Gosálbez","given":"Gonzalo"}],"issued":{"date-parts":[["2024"]]}}}],"schema":"https://github.com/citation-style-language/schema/raw/master/csl-citation.json"} </w:instrText>
+      </w:r>
+      <w:r>
+        <w:rPr>
+          <w:rStyle w:val="06CHeading"/>
+          <w:rFonts w:asciiTheme="minorHAnsi" w:hAnsiTheme="minorHAnsi"/>
+          <w:b w:val="0"/>
+          <w:smallCaps w:val="0"/>
+        </w:rPr>
+        <w:fldChar w:fldCharType="separate"/>
+      </w:r>
+      <w:r>
+        <w:rPr>
+          <w:rFonts w:ascii="Calibri" w:hAnsi="Calibri" w:cs="Calibri"/>
+          <w:szCs w:val="24"/>
+          <w:vertAlign w:val="superscript"/>
+        </w:rPr>
+        <w:t>9</w:t>
       </w:r>
       <w:r>
         <w:rPr>
@@ -1826,11 +2567,7 @@
       </w:r>
       <w:r>
         <w:noBreakHyphen/>
-        <w:t xml:space="preserve">economic and environmental assessments, we conducted a quantitative risk assessment of </w:t>
-      </w:r>
-      <w:r>
-        <w:lastRenderedPageBreak/>
-        <w:t>both one</w:t>
+        <w:t>economic and environmental assessments, we conducted a quantitative risk assessment of both one</w:t>
       </w:r>
       <w:r>
         <w:noBreakHyphen/>
@@ -1847,27 +2584,10 @@
         <w:t>2</w:t>
       </w:r>
       <w:r>
-        <w:t>O production technologies using the Dow Fire</w:t>
-      </w:r>
-      <w:r>
-        <w:t xml:space="preserve"> and Explosion Index (F&amp;EI) and the </w:t>
-      </w:r>
-      <w:r>
-        <w:rPr>
-          <w:rFonts w:cstheme="minorHAnsi"/>
-        </w:rPr>
-        <w:t>trinitrotoluene</w:t>
-      </w:r>
-      <w:r>
-        <w:rPr>
-          <w:rFonts w:ascii="Arial" w:hAnsi="Arial" w:cs="Arial"/>
-          <w:sz w:val="20"/>
-          <w:szCs w:val="20"/>
-        </w:rPr>
-        <w:t xml:space="preserve"> </w:t>
-      </w:r>
-      <w:r>
-        <w:t xml:space="preserve">(TNT) equivalency method, summarized in </w:t>
+        <w:t xml:space="preserve">O production technologies using the Dow </w:t>
+      </w:r>
+      <w:r>
+        <w:t xml:space="preserve">F&amp;EI and the TNT equivalency method, summarized in </w:t>
       </w:r>
       <w:r>
         <w:rPr>
@@ -2195,7 +2915,7 @@
           <w:b w:val="0"/>
           <w:smallCaps w:val="0"/>
         </w:rPr>
-        <w:t xml:space="preserve"> the anthraquinone auto</w:t>
+        <w:t xml:space="preserve"> the anthraquinone</w:t>
       </w:r>
       <w:r>
         <w:rPr>
@@ -2205,7 +2925,16 @@
           <w:smallCaps w:val="0"/>
         </w:rPr>
         <w:noBreakHyphen/>
-        <w:t xml:space="preserve">oxidation (AO) process </w:t>
+        <w:t>based</w:t>
+      </w:r>
+      <w:r>
+        <w:rPr>
+          <w:rStyle w:val="06CHeading"/>
+          <w:rFonts w:asciiTheme="minorHAnsi" w:hAnsiTheme="minorHAnsi"/>
+          <w:b w:val="0"/>
+          <w:smallCaps w:val="0"/>
+        </w:rPr>
+        <w:t xml:space="preserve"> AO process </w:t>
       </w:r>
       <w:r>
         <w:rPr>
@@ -2346,7 +3075,17 @@
           <w:b w:val="0"/>
           <w:smallCaps w:val="0"/>
         </w:rPr>
-        <w:t xml:space="preserve"> utilizing electrolytic hydrogen powered by renewable electricity, H</w:t>
+        <w:t xml:space="preserve"> utilizing </w:t>
+      </w:r>
+      <w:r>
+        <w:rPr>
+          <w:rStyle w:val="06CHeading"/>
+          <w:rFonts w:asciiTheme="minorHAnsi" w:hAnsiTheme="minorHAnsi"/>
+          <w:b w:val="0"/>
+          <w:smallCaps w:val="0"/>
+        </w:rPr>
+        <w:lastRenderedPageBreak/>
+        <w:t>electrolytic hydrogen powered by renewable electricity, H</w:t>
       </w:r>
       <w:r>
         <w:rPr>
@@ -2391,19 +3130,18 @@
           <w:rStyle w:val="06CHeading"/>
           <w:rFonts w:asciiTheme="minorHAnsi" w:hAnsiTheme="minorHAnsi"/>
           <w:b w:val="0"/>
-          <w:i/>
-          <w:smallCaps w:val="0"/>
-        </w:rPr>
-        <w:t>vs</w:t>
-      </w:r>
-      <w:r>
-        <w:rPr>
-          <w:rStyle w:val="06CHeading"/>
-          <w:rFonts w:asciiTheme="minorHAnsi" w:hAnsiTheme="minorHAnsi"/>
-          <w:b w:val="0"/>
-          <w:smallCaps w:val="0"/>
-        </w:rPr>
-        <w:t>. 1.2 USD kg</w:t>
+          <w:smallCaps w:val="0"/>
+        </w:rPr>
+        <w:t>vs.</w:t>
+      </w:r>
+      <w:r>
+        <w:rPr>
+          <w:rStyle w:val="06CHeading"/>
+          <w:rFonts w:asciiTheme="minorHAnsi" w:hAnsiTheme="minorHAnsi"/>
+          <w:b w:val="0"/>
+          <w:smallCaps w:val="0"/>
+        </w:rPr>
+        <w:t xml:space="preserve"> 1.2 USD kg</w:t>
       </w:r>
       <w:r>
         <w:rPr>
@@ -2641,7 +3379,6 @@
           <w:rStyle w:val="06CHeading"/>
           <w:rFonts w:asciiTheme="minorHAnsi" w:hAnsiTheme="minorHAnsi"/>
           <w:b w:val="0"/>
-          <w:i/>
           <w:smallCaps w:val="0"/>
         </w:rPr>
         <w:t>vs</w:t>
@@ -3111,10 +3848,7 @@
         <w:t>2</w:t>
       </w:r>
       <w:r>
-        <w:t xml:space="preserve">O due to improvements in green </w:t>
-      </w:r>
-      <w:r>
-        <w:t>NH</w:t>
+        <w:t>O due to improvements in green NH</w:t>
       </w:r>
       <w:r>
         <w:rPr>
@@ -3204,9 +3938,6 @@
         <w:t xml:space="preserve">O </w:t>
       </w:r>
       <w:r>
-        <w:rPr>
-          <w:i/>
-        </w:rPr>
         <w:t>vs</w:t>
       </w:r>
       <w:r>
@@ -3517,7 +4248,10 @@
         <w:t>–1</w:t>
       </w:r>
       <w:r>
-        <w:t xml:space="preserve"> in the fossil scenario, it reduces costs by ca. 10% compared to the conventional cumene route. In contrast, H</w:t>
+        <w:t xml:space="preserve"> in the fossil scenario, it reduces costs </w:t>
+      </w:r>
+      <w:r>
+        <w:t>by ca. 10% compared to the conventional cumene route. In contrast, H</w:t>
       </w:r>
       <w:r>
         <w:rPr>
@@ -3535,10 +4269,7 @@
         <w:t>2</w:t>
       </w:r>
       <w:r>
-        <w:t>-based oxidation is significantly more expensive, at 1.6 </w:t>
-      </w:r>
-      <w:r>
-        <w:t>USD kg</w:t>
+        <w:t>-based oxidation is significantly more expensive, at 1.6 USD kg</w:t>
       </w:r>
       <w:r>
         <w:rPr>
@@ -3583,10 +4314,7 @@
         <w:t>2</w:t>
       </w:r>
       <w:r>
-        <w:t xml:space="preserve"> are derived from renewable sources, costs increase to 1.3 </w:t>
-      </w:r>
-      <w:r>
-        <w:t>USD kg</w:t>
+        <w:t xml:space="preserve"> are derived from renewable sources, costs increase to 1.3 USD kg</w:t>
       </w:r>
       <w:r>
         <w:rPr>
@@ -3595,10 +4323,7 @@
         <w:t>–1</w:t>
       </w:r>
       <w:r>
-        <w:t xml:space="preserve"> and 1.8 </w:t>
-      </w:r>
-      <w:r>
-        <w:t>USD kg</w:t>
+        <w:t xml:space="preserve"> and 1.8 USD kg</w:t>
       </w:r>
       <w:r>
         <w:rPr>
@@ -3695,10 +4420,7 @@
         <w:t>2</w:t>
       </w:r>
       <w:r>
-        <w:t xml:space="preserve">O and to 3.3 and 2.9 </w:t>
-      </w:r>
-      <w:r>
-        <w:t>kg CO</w:t>
+        <w:t>O and to 3.3 and 2.9 kg CO</w:t>
       </w:r>
       <w:r>
         <w:rPr>
@@ -3775,30 +4497,523 @@
         <w:pStyle w:val="RSCB02ArticleText"/>
       </w:pPr>
       <w:r>
-        <w:rPr>
-          <w:highlight w:val="yellow"/>
-        </w:rPr>
-        <w:t>xxx</w:t>
+        <w:t>Our work emphasizes that</w:t>
+      </w:r>
+      <w:r>
+        <w:t>,</w:t>
+      </w:r>
+      <w:r>
+        <w:t xml:space="preserve"> for N</w:t>
+      </w:r>
+      <w:r>
+        <w:rPr>
+          <w:vertAlign w:val="subscript"/>
+        </w:rPr>
+        <w:t>2</w:t>
+      </w:r>
+      <w:r>
+        <w:t>O production, the direct one</w:t>
+      </w:r>
+      <w:r>
+        <w:noBreakHyphen/>
+        <w:t>step NH</w:t>
+      </w:r>
+      <w:r>
+        <w:rPr>
+          <w:vertAlign w:val="subscript"/>
+        </w:rPr>
+        <w:t>3</w:t>
+      </w:r>
+      <w:r>
+        <w:t xml:space="preserve"> oxidation route consistently outperforms the traditional five</w:t>
+      </w:r>
+      <w:r>
+        <w:noBreakHyphen/>
+        <w:t xml:space="preserve">step </w:t>
+      </w:r>
+      <w:bookmarkStart w:id="0" w:name="_GoBack"/>
+      <w:r>
+        <w:t>NH</w:t>
+      </w:r>
+      <w:r>
+        <w:rPr>
+          <w:vertAlign w:val="subscript"/>
+        </w:rPr>
+        <w:t>4</w:t>
+      </w:r>
+      <w:r>
+        <w:t>NO</w:t>
+      </w:r>
+      <w:r>
+        <w:rPr>
+          <w:vertAlign w:val="subscript"/>
+        </w:rPr>
+        <w:t>3</w:t>
+      </w:r>
+      <w:bookmarkEnd w:id="0"/>
+      <w:r>
+        <w:t xml:space="preserve"> decomposition process, delivering lower production costs and reduced GHG emissions</w:t>
+      </w:r>
+      <w:r>
+        <w:t xml:space="preserve"> across both fossil</w:t>
+      </w:r>
+      <w:r>
+        <w:noBreakHyphen/>
+        <w:t>based and green NH</w:t>
+      </w:r>
+      <w:r>
+        <w:rPr>
+          <w:vertAlign w:val="subscript"/>
+        </w:rPr>
+        <w:t>3</w:t>
+      </w:r>
+      <w:r>
+        <w:t xml:space="preserve"> scenarios. The one</w:t>
+      </w:r>
+      <w:r>
+        <w:noBreakHyphen/>
+        <w:t>step route offers roughly one</w:t>
+      </w:r>
+      <w:r>
+        <w:noBreakHyphen/>
+        <w:t>third lower cost, while also lowering emissions by at least 15% under the fossil scenario. These advantages are mainly attributed to streamlined process design, avoiding energy</w:t>
+      </w:r>
+      <w:r>
+        <w:noBreakHyphen/>
+        <w:t>intensive intermediate steps. Comprehensive, multi</w:t>
+      </w:r>
+      <w:r>
+        <w:noBreakHyphen/>
+        <w:t>criteria analysis is crucial to ensure that trade</w:t>
+      </w:r>
+      <w:r>
+        <w:noBreakHyphen/>
+        <w:t>offs do not occur due to improvements in one dimension. Therefore, in this study we complement techno</w:t>
+      </w:r>
+      <w:r>
+        <w:noBreakHyphen/>
+        <w:t>economic and environmental assessments with a quantitative safety evaluation, which reveals substantial advantages for the one</w:t>
+      </w:r>
+      <w:r>
+        <w:noBreakHyphen/>
+        <w:t xml:space="preserve">step process in terms of operational risk. These combined benefits, </w:t>
+      </w:r>
+      <w:r>
+        <w:rPr>
+          <w:i/>
+        </w:rPr>
+        <w:t>i.e.</w:t>
+      </w:r>
+      <w:r>
+        <w:t>, lower cost, reduced emissions, and enhanced safety, highlight the one</w:t>
+      </w:r>
+      <w:r>
+        <w:noBreakHyphen/>
+        <w:t>step process as a more robust pathway for N</w:t>
+      </w:r>
+      <w:r>
+        <w:rPr>
+          <w:vertAlign w:val="subscript"/>
+        </w:rPr>
+        <w:t>2</w:t>
+      </w:r>
+      <w:r>
+        <w:t>O production.</w:t>
       </w:r>
     </w:p>
     <w:p>
       <w:pPr>
-        <w:pStyle w:val="RSCB04AHeadingSection"/>
-      </w:pPr>
-      <w:r>
-        <w:lastRenderedPageBreak/>
-        <w:t xml:space="preserve">Author </w:t>
-      </w:r>
-      <w:r>
-        <w:t>c</w:t>
-      </w:r>
-      <w:r>
-        <w:t>ontributions</w:t>
+        <w:pStyle w:val="RSCB02ArticleText"/>
+        <w:ind w:firstLine="284"/>
+      </w:pPr>
+      <w:r>
+        <w:t xml:space="preserve">Benchmarking </w:t>
+      </w:r>
+      <w:r>
+        <w:t>one</w:t>
+      </w:r>
+      <w:r>
+        <w:noBreakHyphen/>
+        <w:t xml:space="preserve">step </w:t>
+      </w:r>
+      <w:r>
+        <w:t>N</w:t>
+      </w:r>
+      <w:r>
+        <w:rPr>
+          <w:vertAlign w:val="subscript"/>
+        </w:rPr>
+        <w:t>2</w:t>
+      </w:r>
+      <w:r>
+        <w:t>O against H</w:t>
+      </w:r>
+      <w:r>
+        <w:rPr>
+          <w:vertAlign w:val="subscript"/>
+        </w:rPr>
+        <w:t>2</w:t>
+      </w:r>
+      <w:r>
+        <w:t>O</w:t>
+      </w:r>
+      <w:r>
+        <w:rPr>
+          <w:vertAlign w:val="subscript"/>
+        </w:rPr>
+        <w:t>2</w:t>
+      </w:r>
+      <w:r>
+        <w:t>, another key oxidant with similarities such as mono</w:t>
+      </w:r>
+      <w:r>
+        <w:noBreakHyphen/>
+        <w:t xml:space="preserve">oxygen donor </w:t>
+      </w:r>
+      <w:r>
+        <w:t xml:space="preserve">functionality </w:t>
+      </w:r>
+      <w:r>
+        <w:t>and benign by</w:t>
+      </w:r>
+      <w:r>
+        <w:noBreakHyphen/>
+        <w:t xml:space="preserve">products, </w:t>
+      </w:r>
+      <w:r>
+        <w:t>highlights critical trade</w:t>
+      </w:r>
+      <w:r>
+        <w:noBreakHyphen/>
+        <w:t>offs in cost, environmental impact, and safety metrics. Under fossil conditions, H</w:t>
+      </w:r>
+      <w:r>
+        <w:rPr>
+          <w:vertAlign w:val="subscript"/>
+        </w:rPr>
+        <w:t>2</w:t>
+      </w:r>
+      <w:r>
+        <w:t>O</w:t>
+      </w:r>
+      <w:r>
+        <w:rPr>
+          <w:vertAlign w:val="subscript"/>
+        </w:rPr>
+        <w:t>2</w:t>
+      </w:r>
+      <w:r>
+        <w:t xml:space="preserve"> produced </w:t>
+      </w:r>
+      <w:r>
+        <w:rPr>
+          <w:i/>
+        </w:rPr>
+        <w:t>via</w:t>
+      </w:r>
+      <w:r>
+        <w:t xml:space="preserve"> the AO process exhibits significantly higher costs, </w:t>
+      </w:r>
+      <w:r>
+        <w:rPr>
+          <w:i/>
+        </w:rPr>
+        <w:t>ca</w:t>
+      </w:r>
+      <w:r>
+        <w:t>. 2.6 times that of N</w:t>
+      </w:r>
+      <w:r>
+        <w:rPr>
+          <w:vertAlign w:val="subscript"/>
+        </w:rPr>
+        <w:t>2</w:t>
+      </w:r>
+      <w:r>
+        <w:t>O, primarily due to the expensive anthraquinone working solution. In terms of climate change impacts, H</w:t>
+      </w:r>
+      <w:r>
+        <w:rPr>
+          <w:vertAlign w:val="subscript"/>
+        </w:rPr>
+        <w:t>2</w:t>
+      </w:r>
+      <w:r>
+        <w:t>O</w:t>
+      </w:r>
+      <w:r>
+        <w:rPr>
+          <w:vertAlign w:val="subscript"/>
+        </w:rPr>
+        <w:t>2</w:t>
+      </w:r>
+      <w:r>
+        <w:t xml:space="preserve"> outperforms N</w:t>
+      </w:r>
+      <w:r>
+        <w:rPr>
+          <w:vertAlign w:val="subscript"/>
+        </w:rPr>
+        <w:t>2</w:t>
+      </w:r>
+      <w:r>
+        <w:t>O in the fossil scenario (1.3 vs. 2.8 kg CO</w:t>
+      </w:r>
+      <w:r>
+        <w:rPr>
+          <w:vertAlign w:val="subscript"/>
+        </w:rPr>
+        <w:t>2</w:t>
+      </w:r>
+      <w:r>
+        <w:noBreakHyphen/>
+        <w:t>eq kg</w:t>
+      </w:r>
+      <w:r>
+        <w:rPr>
+          <w:vertAlign w:val="superscript"/>
+        </w:rPr>
+        <w:t>–1</w:t>
+      </w:r>
+      <w:r>
+        <w:t>), a gap that narrows substantially when green hydrogen from electrolysis is employed. Notably, by 2050, green N</w:t>
+      </w:r>
+      <w:r>
+        <w:rPr>
+          <w:vertAlign w:val="subscript"/>
+        </w:rPr>
+        <w:t>2</w:t>
+      </w:r>
+      <w:r>
+        <w:t>O achieves a lower climate impact than green H</w:t>
+      </w:r>
+      <w:r>
+        <w:rPr>
+          <w:vertAlign w:val="subscript"/>
+        </w:rPr>
+        <w:t>2</w:t>
+      </w:r>
+      <w:r>
+        <w:t>O</w:t>
+      </w:r>
+      <w:r>
+        <w:rPr>
+          <w:vertAlign w:val="subscript"/>
+        </w:rPr>
+        <w:t>2</w:t>
+      </w:r>
+      <w:r>
+        <w:t xml:space="preserve"> (0.3 vs. 0.4 </w:t>
+      </w:r>
+      <w:r>
+        <w:t>kg CO</w:t>
+      </w:r>
+      <w:r>
+        <w:rPr>
+          <w:vertAlign w:val="subscript"/>
+        </w:rPr>
+        <w:t>2</w:t>
+      </w:r>
+      <w:r>
+        <w:noBreakHyphen/>
+        <w:t>eq kg</w:t>
+      </w:r>
+      <w:r>
+        <w:rPr>
+          <w:vertAlign w:val="superscript"/>
+        </w:rPr>
+        <w:t>–1</w:t>
+      </w:r>
+      <w:r>
+        <w:t xml:space="preserve">), reversing the initial trend and underscoring the importance of prospective assessments while evaluating </w:t>
+      </w:r>
+      <w:r>
+        <w:t xml:space="preserve">chemical </w:t>
+      </w:r>
+      <w:r>
+        <w:t>technologies. From a safety perspective, the one</w:t>
+      </w:r>
+      <w:r>
+        <w:noBreakHyphen/>
+        <w:t>step N</w:t>
+      </w:r>
+      <w:r>
+        <w:rPr>
+          <w:vertAlign w:val="subscript"/>
+        </w:rPr>
+        <w:t>2</w:t>
+      </w:r>
+      <w:r>
+        <w:t>O process demonstrates a lower hazard potential than that of H</w:t>
+      </w:r>
+      <w:r>
+        <w:rPr>
+          <w:vertAlign w:val="subscript"/>
+        </w:rPr>
+        <w:t>2</w:t>
+      </w:r>
+      <w:r>
+        <w:t>O</w:t>
+      </w:r>
+      <w:r>
+        <w:rPr>
+          <w:vertAlign w:val="subscript"/>
+        </w:rPr>
+        <w:t>2</w:t>
+      </w:r>
+      <w:r>
+        <w:t>. These findings position one</w:t>
+      </w:r>
+      <w:r>
+        <w:noBreakHyphen/>
+        <w:t>step N</w:t>
+      </w:r>
+      <w:r>
+        <w:rPr>
+          <w:vertAlign w:val="subscript"/>
+        </w:rPr>
+        <w:t>2</w:t>
+      </w:r>
+      <w:r>
+        <w:t>O as a competitive oxidant, particularly under future low</w:t>
+      </w:r>
+      <w:r>
+        <w:noBreakHyphen/>
+        <w:t>carbon scenarios.</w:t>
       </w:r>
     </w:p>
     <w:p>
       <w:pPr>
         <w:pStyle w:val="RSCB02ArticleText"/>
+        <w:ind w:firstLine="284"/>
+      </w:pPr>
+      <w:r>
+        <w:lastRenderedPageBreak/>
+        <w:t>The aforementioned advantages of N</w:t>
+      </w:r>
+      <w:r>
+        <w:rPr>
+          <w:vertAlign w:val="subscript"/>
+        </w:rPr>
+        <w:t>2</w:t>
+      </w:r>
+      <w:r>
+        <w:t>O extend beyond its production to key industrial applications. In phenol synthesis, the direct oxidation of benzene using N</w:t>
+      </w:r>
+      <w:r>
+        <w:rPr>
+          <w:vertAlign w:val="subscript"/>
+        </w:rPr>
+        <w:t>2</w:t>
+      </w:r>
+      <w:r>
+        <w:t>O emerges as the most economically and environmentally attractive pathway, outperforming both the conventional cumene oxidation process and H</w:t>
+      </w:r>
+      <w:r>
+        <w:rPr>
+          <w:vertAlign w:val="subscript"/>
+        </w:rPr>
+        <w:t>2</w:t>
+      </w:r>
+      <w:r>
+        <w:t>O</w:t>
+      </w:r>
+      <w:r>
+        <w:rPr>
+          <w:vertAlign w:val="subscript"/>
+        </w:rPr>
+        <w:t>2</w:t>
+      </w:r>
+      <w:r>
+        <w:noBreakHyphen/>
+        <w:t>based direct oxidation of benzene. These findings support the broader potential of N</w:t>
+      </w:r>
+      <w:r>
+        <w:rPr>
+          <w:vertAlign w:val="subscript"/>
+        </w:rPr>
+        <w:t>2</w:t>
+      </w:r>
+      <w:r>
+        <w:t>O as a scalable green oxidant for selective mono</w:t>
+      </w:r>
+      <w:r>
+        <w:noBreakHyphen/>
+        <w:t>oxygenation reactions.</w:t>
+      </w:r>
+    </w:p>
+    <w:p>
+      <w:pPr>
+        <w:pStyle w:val="RSCB02ArticleText"/>
+        <w:ind w:firstLine="284"/>
+      </w:pPr>
+      <w:r>
+        <w:t>Overall</w:t>
+      </w:r>
+      <w:r>
+        <w:t>, the methodological framework applied in this work, linking process simulation with techno</w:t>
+      </w:r>
+      <w:r>
+        <w:noBreakHyphen/>
+        <w:t xml:space="preserve">economic analysis, LCA, and quantitative safety metrics, offers a holistic evaluation of emerging chemical technologies. </w:t>
+      </w:r>
+      <w:r>
+        <w:t>C</w:t>
+      </w:r>
+      <w:r>
+        <w:t xml:space="preserve">omprehensive application of this framework </w:t>
+      </w:r>
+      <w:r>
+        <w:t>to</w:t>
+      </w:r>
+      <w:r>
+        <w:t xml:space="preserve"> other chemical production systems may uncover pathways that </w:t>
+      </w:r>
+      <w:r>
+        <w:t>yield</w:t>
+      </w:r>
+      <w:r>
+        <w:t xml:space="preserve"> </w:t>
+      </w:r>
+      <w:r>
+        <w:t>benefits</w:t>
+      </w:r>
+      <w:r>
+        <w:t xml:space="preserve"> </w:t>
+      </w:r>
+      <w:r>
+        <w:t>across</w:t>
+      </w:r>
+      <w:r>
+        <w:t xml:space="preserve"> </w:t>
+      </w:r>
+      <w:r>
+        <w:t>economic, environmental, and safety</w:t>
+      </w:r>
+      <w:r>
+        <w:t xml:space="preserve"> metrics. </w:t>
+      </w:r>
+      <w:r>
+        <w:t>The results of this study will aid future advancements in the production and use of green oxidants, in line with green chemistry principles such as atom economy, safer chemical processes, and the use of less hazardous synthesis methods.</w:t>
+      </w:r>
+    </w:p>
+    <w:p>
+      <w:pPr>
+        <w:pStyle w:val="RSCB04AHeadingSection"/>
+      </w:pPr>
+      <w:r>
+        <w:t xml:space="preserve">Author </w:t>
+      </w:r>
+      <w:r>
+        <w:t>c</w:t>
+      </w:r>
+      <w:r>
+        <w:t>ontributions</w:t>
+      </w:r>
+    </w:p>
+    <w:p>
+      <w:pPr>
+        <w:pStyle w:val="RSCB02ArticleText"/>
       </w:pPr>
       <w:r>
         <w:t>AN: methodology, visualisation, formal analysis, writing – original draft, writing – review and editing;</w:t>
@@ -3813,12 +5028,7 @@
         <w:t xml:space="preserve">: methodology, visualisation, writing – original draft, writing – review and editing; </w:t>
       </w:r>
       <w:r>
-        <w:t>GGG: validation, writin</w:t>
-      </w:r>
-      <w:bookmarkStart w:id="0" w:name="_GoBack"/>
-      <w:bookmarkEnd w:id="0"/>
-      <w:r>
-        <w:t>g – original draft, writing – review and editing, supervision, and project administration</w:t>
+        <w:t>GGG: validation, writing – original draft, writing – review and editing, supervision, and project administration</w:t>
       </w:r>
       <w:r>
         <w:t xml:space="preserve">; </w:t>
@@ -3878,26 +5088,90 @@
     </w:p>
     <w:p>
       <w:pPr>
-        <w:pStyle w:val="RSCB04AHeadingSection"/>
-        <w:spacing w:before="0" w:after="0" w:line="240" w:lineRule="exact"/>
-        <w:jc w:val="both"/>
-        <w:rPr>
-          <w:rFonts w:cs="Times New Roman"/>
-          <w:b w:val="0"/>
-          <w:w w:val="108"/>
-          <w:sz w:val="18"/>
-          <w:szCs w:val="18"/>
-        </w:rPr>
-      </w:pPr>
-      <w:r>
-        <w:rPr>
-          <w:rFonts w:cs="Times New Roman"/>
-          <w:b w:val="0"/>
-          <w:w w:val="108"/>
-          <w:sz w:val="18"/>
-          <w:szCs w:val="18"/>
+        <w:pStyle w:val="RSCB02ArticleText"/>
+        <w:rPr>
+          <w:lang w:val="en-US"/>
+        </w:rPr>
+      </w:pPr>
+      <w:r>
+        <w:rPr>
+          <w:lang w:val="en-US"/>
+        </w:rPr>
+        <w:t xml:space="preserve">The data presented in the figures of this paper are publicly available </w:t>
+      </w:r>
+      <w:r>
+        <w:rPr>
+          <w:i/>
+          <w:iCs/>
+          <w:lang w:val="en-US"/>
+        </w:rPr>
+        <w:t>via</w:t>
+      </w:r>
+      <w:r>
+        <w:rPr>
+          <w:lang w:val="en-US"/>
+        </w:rPr>
+        <w:t xml:space="preserve"> Zenodo at </w:t>
+      </w:r>
+      <w:r>
+        <w:rPr>
+          <w:highlight w:val="yellow"/>
+          <w:lang w:val="en-US"/>
         </w:rPr>
         <w:t>xxx</w:t>
+      </w:r>
+      <w:r>
+        <w:rPr>
+          <w:lang w:val="en-US"/>
+        </w:rPr>
+        <w:t> (ref. </w:t>
+      </w:r>
+      <w:r>
+        <w:rPr>
+          <w:highlight w:val="yellow"/>
+          <w:lang w:val="en-US"/>
+        </w:rPr>
+        <w:t>xx</w:t>
+      </w:r>
+      <w:r>
+        <w:rPr>
+          <w:lang w:val="en-US"/>
+        </w:rPr>
+        <w:t xml:space="preserve">). The background LCI datasets used in this study are available in the </w:t>
+      </w:r>
+      <w:r>
+        <w:rPr>
+          <w:lang w:val="en-US"/>
+        </w:rPr>
+        <w:t>E</w:t>
+      </w:r>
+      <w:r>
+        <w:rPr>
+          <w:lang w:val="en-US"/>
+        </w:rPr>
+        <w:t>coinvent v3.10 (cut</w:t>
+      </w:r>
+      <w:r>
+        <w:rPr>
+          <w:lang w:val="en-US"/>
+        </w:rPr>
+        <w:noBreakHyphen/>
+        <w:t>off system model) database under the accessible link (</w:t>
+      </w:r>
+      <w:hyperlink r:id="rId18" w:history="1">
+        <w:r>
+          <w:rPr>
+            <w:rStyle w:val="Hyperlink"/>
+            <w:lang w:val="en-US"/>
+          </w:rPr>
+          <w:t>https://ecoinvent.org</w:t>
+        </w:r>
+      </w:hyperlink>
+      <w:r>
+        <w:rPr>
+          <w:lang w:val="en-US"/>
+        </w:rPr>
+        <w:t>). Other supporting data are available from the corresponding authors upon request.</w:t>
       </w:r>
     </w:p>
     <w:p>
@@ -3952,6 +5226,258 @@
       </w:r>
       <w:r>
         <w:t>1</w:t>
+      </w:r>
+      <w:r>
+        <w:tab/>
+        <w:t xml:space="preserve">International Standards Organization, </w:t>
+      </w:r>
+      <w:r>
+        <w:rPr>
+          <w:i/>
+          <w:iCs/>
+        </w:rPr>
+        <w:t>In ISO 14040:2006 Environmental Management--Life Cycle Assessment--Principles and Framework</w:t>
+      </w:r>
+      <w:r>
+        <w:t>, 2006.</w:t>
+      </w:r>
+    </w:p>
+    <w:p>
+      <w:pPr>
+        <w:pStyle w:val="RSCR02References"/>
+        <w:numPr>
+          <w:ilvl w:val="0"/>
+          <w:numId w:val="0"/>
+        </w:numPr>
+        <w:ind w:left="284" w:hanging="284"/>
+      </w:pPr>
+      <w:r>
+        <w:t>2</w:t>
+      </w:r>
+      <w:r>
+        <w:tab/>
+        <w:t>International Standards</w:t>
+      </w:r>
+      <w:r>
+        <w:t xml:space="preserve"> </w:t>
+      </w:r>
+      <w:r>
+        <w:t xml:space="preserve">Organization, </w:t>
+      </w:r>
+      <w:r>
+        <w:rPr>
+          <w:i/>
+          <w:iCs/>
+        </w:rPr>
+        <w:t>In ISO 14044:2006 Environmental Management--Life Cycle Assessment--Requirements and Guidelines</w:t>
+      </w:r>
+      <w:r>
+        <w:t>, 2006.</w:t>
+      </w:r>
+    </w:p>
+    <w:p>
+      <w:pPr>
+        <w:pStyle w:val="RSCR02References"/>
+        <w:numPr>
+          <w:ilvl w:val="0"/>
+          <w:numId w:val="0"/>
+        </w:numPr>
+        <w:ind w:left="284" w:hanging="284"/>
+      </w:pPr>
+      <w:r>
+        <w:t>3</w:t>
+      </w:r>
+      <w:r>
+        <w:tab/>
+        <w:t xml:space="preserve">G. Wernet, C. Bauer, B. Steubing, J. Reinhard, E. Moreno-Ruiz and B. Weidema, </w:t>
+      </w:r>
+      <w:r>
+        <w:rPr>
+          <w:i/>
+          <w:iCs/>
+        </w:rPr>
+        <w:t>Int. J. Life Cycle Assess.</w:t>
+      </w:r>
+      <w:r>
+        <w:t xml:space="preserve">, 2016, </w:t>
+      </w:r>
+      <w:r>
+        <w:rPr>
+          <w:b/>
+          <w:bCs/>
+        </w:rPr>
+        <w:t>21</w:t>
+      </w:r>
+      <w:r>
+        <w:t>, 1218–1230.</w:t>
+      </w:r>
+    </w:p>
+    <w:p>
+      <w:pPr>
+        <w:pStyle w:val="RSCR02References"/>
+        <w:numPr>
+          <w:ilvl w:val="0"/>
+          <w:numId w:val="0"/>
+        </w:numPr>
+        <w:ind w:left="284" w:hanging="284"/>
+      </w:pPr>
+      <w:r>
+        <w:t>4</w:t>
+      </w:r>
+      <w:r>
+        <w:tab/>
+        <w:t xml:space="preserve">Intergovernmental Panel on Climate Change (IPCC), Ed., in </w:t>
+      </w:r>
+      <w:r>
+        <w:rPr>
+          <w:i/>
+          <w:iCs/>
+        </w:rPr>
+        <w:t>Climate Change 2022 - Mitigation of Climate Change</w:t>
+      </w:r>
+      <w:r>
+        <w:t>, Cambridge University Press, 1st edn., 2023, pp. 1727–1790.</w:t>
+      </w:r>
+    </w:p>
+    <w:p>
+      <w:pPr>
+        <w:pStyle w:val="RSCR02References"/>
+        <w:numPr>
+          <w:ilvl w:val="0"/>
+          <w:numId w:val="0"/>
+        </w:numPr>
+        <w:ind w:left="284" w:hanging="284"/>
+      </w:pPr>
+      <w:r>
+        <w:t>5</w:t>
+      </w:r>
+      <w:r>
+        <w:tab/>
+        <w:t xml:space="preserve">M. A. J. Huijbregts, Z. J. N. Steinmann, P. M. F. Elshout, G. Stam, F. Verones, M. Vieira, M. Zijp, A. Hollander and R. van Zelm, </w:t>
+      </w:r>
+      <w:r>
+        <w:rPr>
+          <w:i/>
+          <w:iCs/>
+        </w:rPr>
+        <w:t>Int. J. Life Cycle Assess.</w:t>
+      </w:r>
+      <w:r>
+        <w:t xml:space="preserve">, 2017, </w:t>
+      </w:r>
+      <w:r>
+        <w:rPr>
+          <w:b/>
+          <w:bCs/>
+        </w:rPr>
+        <w:t>22</w:t>
+      </w:r>
+      <w:r>
+        <w:t>, 138–147.</w:t>
+      </w:r>
+    </w:p>
+    <w:p>
+      <w:pPr>
+        <w:pStyle w:val="RSCR02References"/>
+        <w:numPr>
+          <w:ilvl w:val="0"/>
+          <w:numId w:val="0"/>
+        </w:numPr>
+        <w:ind w:left="284" w:hanging="284"/>
+      </w:pPr>
+      <w:r>
+        <w:t>6</w:t>
+      </w:r>
+      <w:r>
+        <w:tab/>
+        <w:t xml:space="preserve">R. Sacchi, T. Terlouw, K. Siala, A. Dirnaichner, C. Bauer, B. Cox, C. Mutel, V. Daioglou and G. Luderer, </w:t>
+      </w:r>
+      <w:r>
+        <w:rPr>
+          <w:i/>
+          <w:iCs/>
+        </w:rPr>
+        <w:t>Renew. Sustain. Energy Rev.</w:t>
+      </w:r>
+      <w:r>
+        <w:t xml:space="preserve">, 2022, </w:t>
+      </w:r>
+      <w:r>
+        <w:rPr>
+          <w:b/>
+          <w:bCs/>
+        </w:rPr>
+        <w:t>160</w:t>
+      </w:r>
+      <w:r>
+        <w:t>, 112311.</w:t>
+      </w:r>
+    </w:p>
+    <w:p>
+      <w:pPr>
+        <w:pStyle w:val="RSCR02References"/>
+        <w:numPr>
+          <w:ilvl w:val="0"/>
+          <w:numId w:val="0"/>
+        </w:numPr>
+        <w:ind w:left="284" w:hanging="284"/>
+      </w:pPr>
+      <w:r>
+        <w:t>7</w:t>
+      </w:r>
+      <w:r>
+        <w:tab/>
+        <w:t xml:space="preserve">American Institute of Chemical Engineers, </w:t>
+      </w:r>
+      <w:r>
+        <w:rPr>
+          <w:i/>
+          <w:iCs/>
+        </w:rPr>
+        <w:t>Dow’s Fire &amp; Explosion Index Hazard Classification Guide</w:t>
+      </w:r>
+      <w:r>
+        <w:t>, John Wiley &amp; Sons, Inc, Hoboken, 7th ed., 2010.</w:t>
+      </w:r>
+    </w:p>
+    <w:p>
+      <w:pPr>
+        <w:pStyle w:val="RSCR02References"/>
+        <w:numPr>
+          <w:ilvl w:val="0"/>
+          <w:numId w:val="0"/>
+        </w:numPr>
+        <w:ind w:left="284" w:hanging="284"/>
+      </w:pPr>
+      <w:r>
+        <w:t>8</w:t>
+      </w:r>
+      <w:r>
+        <w:tab/>
+        <w:t xml:space="preserve">D. A. Crowl and J. F. Louvar, </w:t>
+      </w:r>
+      <w:r>
+        <w:rPr>
+          <w:i/>
+          <w:iCs/>
+        </w:rPr>
+        <w:t>Chemical process safety: fundamentals with applications</w:t>
+      </w:r>
+      <w:r>
+        <w:t>, Prentice Hall, Upper Saddle River, NJ, 3rd ed., 2011.</w:t>
+      </w:r>
+    </w:p>
+    <w:p>
+      <w:pPr>
+        <w:pStyle w:val="RSCR02References"/>
+        <w:numPr>
+          <w:ilvl w:val="0"/>
+          <w:numId w:val="0"/>
+        </w:numPr>
+        <w:ind w:left="284" w:hanging="284"/>
+      </w:pPr>
+      <w:r>
+        <w:t>9</w:t>
       </w:r>
       <w:r>
         <w:tab/>
@@ -8529,7 +10055,7 @@
 </file>
 
 <file path=customXml/itemProps1.xml><?xml version="1.0" encoding="utf-8"?>
-<ds:datastoreItem xmlns:ds="http://schemas.openxmlformats.org/officeDocument/2006/customXml" ds:itemID="{7B0220F3-A04C-4324-9034-EAF6538819DB}">
+<ds:datastoreItem xmlns:ds="http://schemas.openxmlformats.org/officeDocument/2006/customXml" ds:itemID="{152797E2-A6B1-40E0-BE7F-40B5384C33CA}">
   <ds:schemaRefs>
     <ds:schemaRef ds:uri="http://schemas.openxmlformats.org/officeDocument/2006/bibliography"/>
   </ds:schemaRefs>

--- a/writing/main_manuscript.docx
+++ b/writing/main_manuscript.docx
@@ -339,6 +339,8 @@
       <w:pPr>
         <w:pStyle w:val="RSCM03Website"/>
       </w:pPr>
+      <w:bookmarkStart w:id="0" w:name="_GoBack"/>
+      <w:bookmarkEnd w:id="0"/>
     </w:p>
     <w:p>
       <w:pPr>
@@ -539,15 +541,83 @@
     <w:p>
       <w:pPr>
         <w:pStyle w:val="RSCB02ArticleText"/>
-        <w:rPr>
-          <w:highlight w:val="yellow"/>
-        </w:rPr>
-      </w:pPr>
-      <w:r>
-        <w:rPr>
-          <w:highlight w:val="yellow"/>
-        </w:rPr>
-        <w:t>xxx</w:t>
+      </w:pPr>
+      <w:r>
+        <w:t>Nitrous oxide, N2O is emerging as a promising and versatile oxidant in heterogeneous catalysis, primarily due to its ability to selectively deliver mono</w:t>
+      </w:r>
+      <w:r>
+        <w:noBreakHyphen/>
+        <w:t>oxygen species during oxidation reactions. This unique feature minimises overoxidation and by</w:t>
+      </w:r>
+      <w:r>
+        <w:noBreakHyphen/>
+        <w:t xml:space="preserve">product formation, making N2O </w:t>
+      </w:r>
+      <w:r>
+        <w:rPr>
+          <w:rFonts w:cstheme="minorHAnsi"/>
+        </w:rPr>
+        <w:t>an attractive alternative to conventional oxidants like hydrogen peroxide (H2O2). Moreover, N2O's benign by</w:t>
+      </w:r>
+      <w:r>
+        <w:rPr>
+          <w:rFonts w:cstheme="minorHAnsi"/>
+        </w:rPr>
+        <w:noBreakHyphen/>
+        <w:t>product</w:t>
+      </w:r>
+      <w:r>
+        <w:rPr>
+          <w:rFonts w:cstheme="minorHAnsi"/>
+        </w:rPr>
+        <w:t>—nitrogen gas—and its favourable properties</w:t>
+      </w:r>
+      <w:r>
+        <w:rPr>
+          <w:rFonts w:cstheme="minorHAnsi"/>
+        </w:rPr>
+        <w:t>, such as high solubility in non</w:t>
+      </w:r>
+      <w:r>
+        <w:rPr>
+          <w:rFonts w:cstheme="minorHAnsi"/>
+        </w:rPr>
+        <w:noBreakHyphen/>
+        <w:t>polar media and thermal stability, further enhance its industrial appeal. Early breakthroughs, such as the one</w:t>
+      </w:r>
+      <w:r>
+        <w:rPr>
+          <w:rFonts w:cstheme="minorHAnsi"/>
+        </w:rPr>
+        <w:noBreakHyphen/>
+        <w:t>step oxidation of benzene to phenol using N2O over Fe</w:t>
+      </w:r>
+      <w:r>
+        <w:rPr>
+          <w:rFonts w:cstheme="minorHAnsi"/>
+        </w:rPr>
+        <w:noBreakHyphen/>
+        <w:t>ZSM</w:t>
+      </w:r>
+      <w:r>
+        <w:rPr>
+          <w:rFonts w:cstheme="minorHAnsi"/>
+        </w:rPr>
+        <w:noBreakHyphen/>
+        <w:t xml:space="preserve">5 catalysts, have demonstrated its potential for highly selective transformations. However, the broader application of N2O has been hindered by the risks associated with its conventional production route, </w:t>
+      </w:r>
+      <w:r>
+        <w:rPr>
+          <w:rFonts w:cstheme="minorHAnsi"/>
+          <w:i/>
+        </w:rPr>
+        <w:t>i.e.</w:t>
+      </w:r>
+      <w:r>
+        <w:rPr>
+          <w:rFonts w:cstheme="minorHAnsi"/>
+        </w:rPr>
+        <w:t>, the thermal decomposition of ammonium nitrate (NH4NO3)</w:t>
       </w:r>
     </w:p>
     <w:p>
@@ -612,7 +682,10 @@
       </w:r>
       <w:r>
         <w:noBreakHyphen/>
-        <w:t>derived data with literature</w:t>
+        <w:t xml:space="preserve">derived data with </w:t>
+      </w:r>
+      <w:r>
+        <w:t>literature</w:t>
       </w:r>
       <w:r>
         <w:noBreakHyphen/>
@@ -720,10 +793,7 @@
         <w:t>2</w:t>
       </w:r>
       <w:r>
-        <w:t xml:space="preserve">O, two routes were </w:t>
-      </w:r>
-      <w:r>
-        <w:t>analysed: the one</w:t>
+        <w:t>O, two routes were analysed: the one</w:t>
       </w:r>
       <w:r>
         <w:noBreakHyphen/>
@@ -913,6 +983,7 @@
         <w:t xml:space="preserve">details the adjusted feedstock and utility prices used for 2050. </w:t>
       </w:r>
       <w:r>
+        <w:lastRenderedPageBreak/>
         <w:t>A full description of the techno</w:t>
       </w:r>
       <w:r>
@@ -1072,11 +1143,7 @@
         <w:fldChar w:fldCharType="end"/>
       </w:r>
       <w:r>
-        <w:t xml:space="preserve"> Additionally, the ReCiPe 2016 v1.03 method was used to evaluate impacts on human health, ecosystems, and resource </w:t>
-      </w:r>
-      <w:r>
-        <w:lastRenderedPageBreak/>
-        <w:t>depletion.</w:t>
+        <w:t xml:space="preserve"> Additionally, the ReCiPe 2016 v1.03 method was used to evaluate impacts on human health, ecosystems, and resource depletion.</w:t>
       </w:r>
       <w:r>
         <w:fldChar w:fldCharType="begin"/>
@@ -1657,7 +1724,16 @@
           <w:smallCaps w:val="0"/>
         </w:rPr>
         <w:noBreakHyphen/>
-        <w:t>step scenario. Moreover, the one</w:t>
+        <w:t xml:space="preserve">step scenario. </w:t>
+      </w:r>
+      <w:r>
+        <w:rPr>
+          <w:rStyle w:val="06CHeading"/>
+          <w:rFonts w:asciiTheme="minorHAnsi" w:hAnsiTheme="minorHAnsi"/>
+          <w:b w:val="0"/>
+          <w:smallCaps w:val="0"/>
+        </w:rPr>
+        <w:t>Moreover, the one</w:t>
       </w:r>
       <w:r>
         <w:rPr>
@@ -2160,16 +2236,7 @@
           <w:b w:val="0"/>
           <w:smallCaps w:val="0"/>
         </w:rPr>
-        <w:t xml:space="preserve"> is </w:t>
-      </w:r>
-      <w:r>
-        <w:rPr>
-          <w:rStyle w:val="06CHeading"/>
-          <w:rFonts w:asciiTheme="minorHAnsi" w:hAnsiTheme="minorHAnsi"/>
-          <w:b w:val="0"/>
-          <w:smallCaps w:val="0"/>
-        </w:rPr>
-        <w:t>the largest contributor to the climate change impacts, especially in the fossil scenarios.</w:t>
+        <w:t xml:space="preserve"> is the largest contributor to the climate change impacts, especially in the fossil scenarios.</w:t>
       </w:r>
     </w:p>
     <w:p>
@@ -2686,6 +2753,7 @@
         <w:pStyle w:val="RSCB08CHeadingIn-line"/>
       </w:pPr>
       <w:r>
+        <w:lastRenderedPageBreak/>
         <w:t>Production costs</w:t>
       </w:r>
       <w:r>
@@ -3075,17 +3143,7 @@
           <w:b w:val="0"/>
           <w:smallCaps w:val="0"/>
         </w:rPr>
-        <w:t xml:space="preserve"> utilizing </w:t>
-      </w:r>
-      <w:r>
-        <w:rPr>
-          <w:rStyle w:val="06CHeading"/>
-          <w:rFonts w:asciiTheme="minorHAnsi" w:hAnsiTheme="minorHAnsi"/>
-          <w:b w:val="0"/>
-          <w:smallCaps w:val="0"/>
-        </w:rPr>
-        <w:lastRenderedPageBreak/>
-        <w:t>electrolytic hydrogen powered by renewable electricity, H</w:t>
+        <w:t xml:space="preserve"> utilizing electrolytic hydrogen powered by renewable electricity, H</w:t>
       </w:r>
       <w:r>
         <w:rPr>
@@ -4248,10 +4306,7 @@
         <w:t>–1</w:t>
       </w:r>
       <w:r>
-        <w:t xml:space="preserve"> in the fossil scenario, it reduces costs </w:t>
-      </w:r>
-      <w:r>
-        <w:t>by ca. 10% compared to the conventional cumene route. In contrast, H</w:t>
+        <w:t xml:space="preserve"> in the fossil scenario, it reduces costs by ca. 10% compared to the conventional cumene route. In contrast, H</w:t>
       </w:r>
       <w:r>
         <w:rPr>
@@ -4529,11 +4584,7 @@
       </w:r>
       <w:r>
         <w:noBreakHyphen/>
-        <w:t xml:space="preserve">step </w:t>
-      </w:r>
-      <w:bookmarkStart w:id="0" w:name="_GoBack"/>
-      <w:r>
-        <w:t>NH</w:t>
+        <w:t>step NH</w:t>
       </w:r>
       <w:r>
         <w:rPr>
@@ -4550,7 +4601,6 @@
         </w:rPr>
         <w:t>3</w:t>
       </w:r>
-      <w:bookmarkEnd w:id="0"/>
       <w:r>
         <w:t xml:space="preserve"> decomposition process, delivering lower production costs and reduced GHG emissions</w:t>
       </w:r>
@@ -4685,7 +4735,11 @@
       </w:r>
       <w:r>
         <w:noBreakHyphen/>
-        <w:t>offs in cost, environmental impact, and safety metrics. Under fossil conditions, H</w:t>
+        <w:t xml:space="preserve">offs in cost, environmental impact, and safety metrics. </w:t>
+      </w:r>
+      <w:r>
+        <w:lastRenderedPageBreak/>
+        <w:t>Under fossil conditions, H</w:t>
       </w:r>
       <w:r>
         <w:rPr>
@@ -4803,10 +4857,7 @@
         <w:t>2</w:t>
       </w:r>
       <w:r>
-        <w:t xml:space="preserve"> (0.3 vs. 0.4 </w:t>
-      </w:r>
-      <w:r>
-        <w:t>kg CO</w:t>
+        <w:t xml:space="preserve"> (0.3 vs. 0.4 kg CO</w:t>
       </w:r>
       <w:r>
         <w:rPr>
@@ -4888,7 +4939,6 @@
         <w:ind w:firstLine="284"/>
       </w:pPr>
       <w:r>
-        <w:lastRenderedPageBreak/>
         <w:t>The aforementioned advantages of N</w:t>
       </w:r>
       <w:r>
@@ -5156,7 +5206,13 @@
           <w:lang w:val="en-US"/>
         </w:rPr>
         <w:noBreakHyphen/>
-        <w:t>off system model) database under the accessible link (</w:t>
+        <w:t xml:space="preserve">off system model) database under the </w:t>
+      </w:r>
+      <w:r>
+        <w:rPr>
+          <w:lang w:val="en-US"/>
+        </w:rPr>
+        <w:t>accessible link (</w:t>
       </w:r>
       <w:hyperlink r:id="rId18" w:history="1">
         <w:r>
@@ -8506,6 +8562,7 @@
   <w:style w:type="character" w:default="1" w:styleId="DefaultParagraphFont">
     <w:name w:val="Default Paragraph Font"/>
     <w:uiPriority w:val="1"/>
+    <w:semiHidden/>
     <w:unhideWhenUsed/>
   </w:style>
   <w:style w:type="table" w:default="1" w:styleId="TableNormal">
@@ -10055,7 +10112,7 @@
 </file>
 
 <file path=customXml/itemProps1.xml><?xml version="1.0" encoding="utf-8"?>
-<ds:datastoreItem xmlns:ds="http://schemas.openxmlformats.org/officeDocument/2006/customXml" ds:itemID="{152797E2-A6B1-40E0-BE7F-40B5384C33CA}">
+<ds:datastoreItem xmlns:ds="http://schemas.openxmlformats.org/officeDocument/2006/customXml" ds:itemID="{B61377B7-D2EA-4912-A595-28555888FC97}">
   <ds:schemaRefs>
     <ds:schemaRef ds:uri="http://schemas.openxmlformats.org/officeDocument/2006/bibliography"/>
   </ds:schemaRefs>
